--- a/Project Guidelines-20251009/DM_MAA_Report_Template.docx
+++ b/Project Guidelines-20251009/DM_MAA_Report_Template.docx
@@ -1,6 +1,6 @@
 
 <file path=word/document.xml><?xml version="1.0" encoding="utf-8"?>
-<w:document xmlns:wpc="http://schemas.microsoft.com/office/word/2010/wordprocessingCanvas" xmlns:cx="http://schemas.microsoft.com/office/drawing/2014/chartex" xmlns:cx1="http://schemas.microsoft.com/office/drawing/2015/9/8/chartex" xmlns:cx2="http://schemas.microsoft.com/office/drawing/2015/10/21/chartex" xmlns:cx3="http://schemas.microsoft.com/office/drawing/2016/5/9/chartex" xmlns:cx4="http://schemas.microsoft.com/office/drawing/2016/5/10/chartex" xmlns:cx5="http://schemas.microsoft.com/office/drawing/2016/5/11/chartex" xmlns:cx6="http://schemas.microsoft.com/office/drawing/2016/5/12/chartex" xmlns:cx7="http://schemas.microsoft.com/office/drawing/2016/5/13/chartex" xmlns:cx8="http://schemas.microsoft.com/office/drawing/2016/5/14/chartex" xmlns:mc="http://schemas.openxmlformats.org/markup-compatibility/2006" xmlns:aink="http://schemas.microsoft.com/office/drawing/2016/ink" xmlns:am3d="http://schemas.microsoft.com/office/drawing/2017/model3d" xmlns:o="urn:schemas-microsoft-com:office:office" xmlns:oel="http://schemas.microsoft.com/office/2019/extlst" xmlns:r="http://schemas.openxmlformats.org/officeDocument/2006/relationships" xmlns:m="http://schemas.openxmlformats.org/officeDocument/2006/math" xmlns:v="urn:schemas-microsoft-com:vml" xmlns:wp14="http://schemas.microsoft.com/office/word/2010/wordprocessingDrawing" xmlns:wp="http://schemas.openxmlformats.org/drawingml/2006/wordprocessingDrawing" xmlns:w10="urn:schemas-microsoft-com:office:word" xmlns:w="http://schemas.openxmlformats.org/wordprocessingml/2006/main" xmlns:w14="http://schemas.microsoft.com/office/word/2010/wordml" xmlns:w15="http://schemas.microsoft.com/office/word/2012/wordml" xmlns:w16cex="http://schemas.microsoft.com/office/word/2018/wordml/cex" xmlns:w16cid="http://schemas.microsoft.com/office/word/2016/wordml/cid" xmlns:w16="http://schemas.microsoft.com/office/word/2018/wordml" xmlns:w16du="http://schemas.microsoft.com/office/word/2023/wordml/word16du" xmlns:w16sdtdh="http://schemas.microsoft.com/office/word/2020/wordml/sdtdatahash" xmlns:w16se="http://schemas.microsoft.com/office/word/2015/wordml/symex" xmlns:wpg="http://schemas.microsoft.com/office/word/2010/wordprocessingGroup" xmlns:wpi="http://schemas.microsoft.com/office/word/2010/wordprocessingInk" xmlns:wne="http://schemas.microsoft.com/office/word/2006/wordml" xmlns:wps="http://schemas.microsoft.com/office/word/2010/wordprocessingShape" mc:Ignorable="w14 w15 w16se w16cid w16 w16cex w16sdtdh w16du wp14">
+<w:document xmlns:wpc="http://schemas.microsoft.com/office/word/2010/wordprocessingCanvas" xmlns:cx="http://schemas.microsoft.com/office/drawing/2014/chartex" xmlns:cx1="http://schemas.microsoft.com/office/drawing/2015/9/8/chartex" xmlns:cx2="http://schemas.microsoft.com/office/drawing/2015/10/21/chartex" xmlns:cx3="http://schemas.microsoft.com/office/drawing/2016/5/9/chartex" xmlns:cx4="http://schemas.microsoft.com/office/drawing/2016/5/10/chartex" xmlns:cx5="http://schemas.microsoft.com/office/drawing/2016/5/11/chartex" xmlns:cx6="http://schemas.microsoft.com/office/drawing/2016/5/12/chartex" xmlns:cx7="http://schemas.microsoft.com/office/drawing/2016/5/13/chartex" xmlns:cx8="http://schemas.microsoft.com/office/drawing/2016/5/14/chartex" xmlns:mc="http://schemas.openxmlformats.org/markup-compatibility/2006" xmlns:aink="http://schemas.microsoft.com/office/drawing/2016/ink" xmlns:am3d="http://schemas.microsoft.com/office/drawing/2017/model3d" xmlns:o="urn:schemas-microsoft-com:office:office" xmlns:oel="http://schemas.microsoft.com/office/2019/extlst" xmlns:r="http://schemas.openxmlformats.org/officeDocument/2006/relationships" xmlns:m="http://schemas.openxmlformats.org/officeDocument/2006/math" xmlns:v="urn:schemas-microsoft-com:vml" xmlns:wp14="http://schemas.microsoft.com/office/word/2010/wordprocessingDrawing" xmlns:wp="http://schemas.openxmlformats.org/drawingml/2006/wordprocessingDrawing" xmlns:w10="urn:schemas-microsoft-com:office:word" xmlns:w="http://schemas.openxmlformats.org/wordprocessingml/2006/main" xmlns:w14="http://schemas.microsoft.com/office/word/2010/wordml" xmlns:w15="http://schemas.microsoft.com/office/word/2012/wordml" xmlns:w16cex="http://schemas.microsoft.com/office/word/2018/wordml/cex" xmlns:w16cid="http://schemas.microsoft.com/office/word/2016/wordml/cid" xmlns:w16="http://schemas.microsoft.com/office/word/2018/wordml" xmlns:w16du="http://schemas.microsoft.com/office/word/2023/wordml/word16du" xmlns:w16sdtdh="http://schemas.microsoft.com/office/word/2020/wordml/sdtdatahash" xmlns:w16sdtfl="http://schemas.microsoft.com/office/word/2024/wordml/sdtformatlock" xmlns:w16se="http://schemas.microsoft.com/office/word/2015/wordml/symex" xmlns:wpg="http://schemas.microsoft.com/office/word/2010/wordprocessingGroup" xmlns:wpi="http://schemas.microsoft.com/office/word/2010/wordprocessingInk" xmlns:wne="http://schemas.microsoft.com/office/word/2006/wordml" xmlns:wps="http://schemas.microsoft.com/office/word/2010/wordprocessingShape" mc:Ignorable="w14 w15 w16se w16cid w16 w16cex w16sdtdh w16sdtfl w16du wp14">
   <w:body>
     <w:p>
       <w:pPr>
@@ -80,6 +80,7 @@
           <w:b/>
           <w:color w:val="5C666C"/>
           <w:szCs w:val="24"/>
+          <w:lang w:val="pt-PT"/>
         </w:rPr>
       </w:pPr>
       <w:r>
@@ -87,9 +88,41 @@
           <w:b/>
           <w:color w:val="5C666C"/>
           <w:szCs w:val="24"/>
-        </w:rPr>
-        <w:t>NOVA Information Management School</w:t>
-      </w:r>
+          <w:lang w:val="pt-PT"/>
+        </w:rPr>
+        <w:t xml:space="preserve">NOVA </w:t>
+      </w:r>
+      <w:proofErr w:type="spellStart"/>
+      <w:r>
+        <w:rPr>
+          <w:b/>
+          <w:color w:val="5C666C"/>
+          <w:szCs w:val="24"/>
+          <w:lang w:val="pt-PT"/>
+        </w:rPr>
+        <w:t>Information</w:t>
+      </w:r>
+      <w:proofErr w:type="spellEnd"/>
+      <w:r>
+        <w:rPr>
+          <w:b/>
+          <w:color w:val="5C666C"/>
+          <w:szCs w:val="24"/>
+          <w:lang w:val="pt-PT"/>
+        </w:rPr>
+        <w:t xml:space="preserve"> Management </w:t>
+      </w:r>
+      <w:proofErr w:type="spellStart"/>
+      <w:r>
+        <w:rPr>
+          <w:b/>
+          <w:color w:val="5C666C"/>
+          <w:szCs w:val="24"/>
+          <w:lang w:val="pt-PT"/>
+        </w:rPr>
+        <w:t>School</w:t>
+      </w:r>
+      <w:proofErr w:type="spellEnd"/>
     </w:p>
     <w:p>
       <w:pPr>
@@ -102,13 +135,15 @@
           <w:bCs/>
           <w:color w:val="5C666C"/>
           <w:szCs w:val="24"/>
-        </w:rPr>
-      </w:pPr>
-      <w:r>
-        <w:rPr>
-          <w:bCs/>
-          <w:color w:val="5C666C"/>
-          <w:szCs w:val="24"/>
+          <w:lang w:val="pt-PT"/>
+        </w:rPr>
+      </w:pPr>
+      <w:r>
+        <w:rPr>
+          <w:bCs/>
+          <w:color w:val="5C666C"/>
+          <w:szCs w:val="24"/>
+          <w:lang w:val="pt-PT"/>
         </w:rPr>
         <w:t>Universidade Nova de Lisboa</w:t>
       </w:r>
@@ -124,6 +159,7 @@
           <w:bCs/>
           <w:color w:val="5C666C"/>
           <w:szCs w:val="24"/>
+          <w:lang w:val="pt-PT"/>
         </w:rPr>
       </w:pPr>
     </w:p>
@@ -138,6 +174,7 @@
           <w:bCs/>
           <w:color w:val="5C666C"/>
           <w:szCs w:val="24"/>
+          <w:lang w:val="pt-PT"/>
         </w:rPr>
       </w:pPr>
     </w:p>
@@ -152,6 +189,7 @@
           <w:bCs/>
           <w:color w:val="5C666C"/>
           <w:szCs w:val="24"/>
+          <w:lang w:val="pt-PT"/>
         </w:rPr>
       </w:pPr>
     </w:p>
@@ -166,6 +204,7 @@
           <w:bCs/>
           <w:color w:val="5C666C"/>
           <w:szCs w:val="24"/>
+          <w:lang w:val="pt-PT"/>
         </w:rPr>
       </w:pPr>
     </w:p>
@@ -180,6 +219,7 @@
           <w:bCs/>
           <w:color w:val="5C666C"/>
           <w:szCs w:val="24"/>
+          <w:lang w:val="pt-PT"/>
         </w:rPr>
       </w:pPr>
     </w:p>
@@ -194,6 +234,7 @@
           <w:bCs/>
           <w:color w:val="5C666C"/>
           <w:szCs w:val="24"/>
+          <w:lang w:val="pt-PT"/>
         </w:rPr>
       </w:pPr>
     </w:p>
@@ -208,6 +249,7 @@
           <w:bCs/>
           <w:color w:val="5C666C"/>
           <w:szCs w:val="24"/>
+          <w:lang w:val="pt-PT"/>
         </w:rPr>
       </w:pPr>
     </w:p>
@@ -222,29 +264,35 @@
           <w:bCs/>
           <w:color w:val="5C666C"/>
           <w:szCs w:val="24"/>
-        </w:rPr>
-      </w:pPr>
-    </w:p>
-    <w:p/>
-    <w:p>
-      <w:pPr>
-        <w:pStyle w:val="Title"/>
+          <w:lang w:val="pt-PT"/>
+        </w:rPr>
+      </w:pPr>
+    </w:p>
+    <w:p>
+      <w:pPr>
+        <w:rPr>
+          <w:lang w:val="pt-PT"/>
+        </w:rPr>
+      </w:pPr>
+    </w:p>
+    <w:p>
+      <w:pPr>
         <w:jc w:val="center"/>
         <w:rPr>
-          <w:rFonts w:asciiTheme="minorHAnsi" w:hAnsiTheme="minorHAnsi" w:cstheme="minorHAnsi"/>
-        </w:rPr>
-      </w:pPr>
-      <w:r>
-        <w:rPr>
-          <w:rFonts w:asciiTheme="minorHAnsi" w:hAnsiTheme="minorHAnsi" w:cstheme="minorHAnsi"/>
-        </w:rPr>
-        <w:t>Title of Repor</w:t>
-      </w:r>
-      <w:r>
-        <w:rPr>
-          <w:rFonts w:asciiTheme="minorHAnsi" w:hAnsiTheme="minorHAnsi" w:cstheme="minorHAnsi"/>
-        </w:rPr>
-        <w:t>t</w:t>
+          <w:b/>
+          <w:bCs/>
+          <w:sz w:val="28"/>
+          <w:szCs w:val="28"/>
+        </w:rPr>
+      </w:pPr>
+      <w:r>
+        <w:rPr>
+          <w:b/>
+          <w:bCs/>
+          <w:sz w:val="28"/>
+          <w:szCs w:val="28"/>
+        </w:rPr>
+        <w:t>Amazing International Airlines Inc. (AIAI) Business-Oriented Storytelling: From Analytics to Strategy</w:t>
       </w:r>
     </w:p>
     <w:p>
@@ -383,131 +431,49 @@
         <w:rPr>
           <w:sz w:val="32"/>
           <w:szCs w:val="32"/>
-          <w:lang w:val="en-GB"/>
-        </w:rPr>
-      </w:pPr>
+          <w:lang w:val="pt-PT"/>
+        </w:rPr>
+      </w:pPr>
+      <w:proofErr w:type="spellStart"/>
       <w:r>
         <w:rPr>
           <w:b/>
           <w:bCs/>
           <w:sz w:val="32"/>
           <w:szCs w:val="32"/>
-          <w:lang w:val="en-GB"/>
-        </w:rPr>
-        <w:t>Group 99</w:t>
+          <w:lang w:val="pt-PT"/>
+        </w:rPr>
+        <w:t>Group</w:t>
+      </w:r>
+      <w:proofErr w:type="spellEnd"/>
+      <w:r>
+        <w:rPr>
+          <w:b/>
+          <w:bCs/>
+          <w:sz w:val="32"/>
+          <w:szCs w:val="32"/>
+          <w:lang w:val="pt-PT"/>
+        </w:rPr>
+        <w:t xml:space="preserve"> </w:t>
+      </w:r>
+      <w:r>
+        <w:rPr>
+          <w:b/>
+          <w:bCs/>
+          <w:sz w:val="32"/>
+          <w:szCs w:val="32"/>
+          <w:lang w:val="pt-PT"/>
+        </w:rPr>
+        <w:t>25</w:t>
       </w:r>
     </w:p>
     <w:p>
       <w:pPr>
         <w:jc w:val="center"/>
         <w:rPr>
-          <w:lang w:val="en-GB"/>
-        </w:rPr>
-      </w:pPr>
-    </w:p>
-    <w:p>
-      <w:pPr>
-        <w:jc w:val="center"/>
-        <w:rPr>
-          <w:lang w:val="en-GB"/>
-        </w:rPr>
-      </w:pPr>
-      <w:r>
-        <w:rPr>
-          <w:lang w:val="en-GB"/>
-        </w:rPr>
-        <w:t>Student1 Name, 20</w:t>
-      </w:r>
-      <w:r>
-        <w:rPr>
-          <w:lang w:val="en-GB"/>
-        </w:rPr>
-        <w:t>00</w:t>
-      </w:r>
-      <w:r>
-        <w:rPr>
-          <w:lang w:val="en-GB"/>
-        </w:rPr>
-        <w:t>1111</w:t>
-      </w:r>
-    </w:p>
-    <w:p>
-      <w:pPr>
-        <w:jc w:val="center"/>
-        <w:rPr>
-          <w:lang w:val="en-GB"/>
-        </w:rPr>
-      </w:pPr>
-      <w:r>
-        <w:rPr>
-          <w:lang w:val="en-GB"/>
-        </w:rPr>
-        <w:t>Student2 Name, 20</w:t>
-      </w:r>
-      <w:r>
-        <w:rPr>
-          <w:lang w:val="en-GB"/>
-        </w:rPr>
-        <w:t>00</w:t>
-      </w:r>
-      <w:r>
-        <w:rPr>
-          <w:lang w:val="en-GB"/>
-        </w:rPr>
-        <w:t>2222</w:t>
-      </w:r>
-    </w:p>
-    <w:p>
-      <w:pPr>
-        <w:jc w:val="center"/>
-        <w:rPr>
-          <w:lang w:val="en-GB"/>
-        </w:rPr>
-      </w:pPr>
-      <w:r>
-        <w:rPr>
-          <w:lang w:val="en-GB"/>
-        </w:rPr>
-        <w:t>Student3 Name, 20</w:t>
-      </w:r>
-      <w:r>
-        <w:rPr>
-          <w:lang w:val="en-GB"/>
-        </w:rPr>
-        <w:t>00</w:t>
-      </w:r>
-      <w:r>
-        <w:rPr>
-          <w:lang w:val="en-GB"/>
-        </w:rPr>
-        <w:t>3333</w:t>
-      </w:r>
-    </w:p>
-    <w:p>
-      <w:pPr>
-        <w:jc w:val="center"/>
-        <w:rPr>
-          <w:lang w:val="en-GB"/>
-        </w:rPr>
-      </w:pPr>
-      <w:r>
-        <w:rPr>
-          <w:lang w:val="en-GB"/>
-        </w:rPr>
-        <w:t>Student4 Name, 20</w:t>
-      </w:r>
-      <w:r>
-        <w:rPr>
-          <w:lang w:val="en-GB"/>
-        </w:rPr>
-        <w:t>00</w:t>
-      </w:r>
-      <w:r>
-        <w:rPr>
-          <w:lang w:val="en-GB"/>
-        </w:rPr>
-        <w:t>4444</w:t>
-      </w:r>
+          <w:lang w:val="pt-PT"/>
+        </w:rPr>
+      </w:pPr>
     </w:p>
     <w:p>
       <w:pPr>
@@ -517,10 +483,19 @@
         </w:tabs>
         <w:spacing w:after="0"/>
         <w:rPr>
-          <w:bCs/>
-          <w:szCs w:val="24"/>
-        </w:rPr>
-      </w:pPr>
+          <w:rFonts w:eastAsia="Calibri"/>
+          <w:szCs w:val="22"/>
+          <w:lang w:val="pt-PT" w:eastAsia="en-US"/>
+        </w:rPr>
+      </w:pPr>
+      <w:r>
+        <w:rPr>
+          <w:rFonts w:eastAsia="Calibri"/>
+          <w:szCs w:val="22"/>
+          <w:lang w:val="pt-PT" w:eastAsia="en-US"/>
+        </w:rPr>
+        <w:t xml:space="preserve">Carolina Luz, 20250409 </w:t>
+      </w:r>
     </w:p>
     <w:p>
       <w:pPr>
@@ -530,37 +505,18 @@
         </w:tabs>
         <w:spacing w:after="0"/>
         <w:rPr>
-          <w:bCs/>
-          <w:szCs w:val="24"/>
-        </w:rPr>
-      </w:pPr>
-      <w:r>
-        <w:rPr>
-          <w:bCs/>
-          <w:szCs w:val="24"/>
-        </w:rPr>
-        <w:t>Fall/Spring Semester 20</w:t>
-      </w:r>
-      <w:r>
-        <w:rPr>
-          <w:bCs/>
-          <w:szCs w:val="24"/>
-        </w:rPr>
-        <w:t>24</w:t>
-      </w:r>
-      <w:r>
-        <w:rPr>
-          <w:bCs/>
-          <w:szCs w:val="24"/>
-        </w:rPr>
-        <w:t>-20</w:t>
-      </w:r>
-      <w:r>
-        <w:rPr>
-          <w:bCs/>
-          <w:szCs w:val="24"/>
-        </w:rPr>
-        <w:t>25</w:t>
+          <w:rFonts w:eastAsia="Calibri"/>
+          <w:szCs w:val="22"/>
+          <w:lang w:val="pt-PT" w:eastAsia="en-US"/>
+        </w:rPr>
+      </w:pPr>
+      <w:r>
+        <w:rPr>
+          <w:rFonts w:eastAsia="Calibri"/>
+          <w:szCs w:val="22"/>
+          <w:lang w:val="pt-PT" w:eastAsia="en-US"/>
+        </w:rPr>
+        <w:t xml:space="preserve">Marta Boavida, 20240519 </w:t>
       </w:r>
     </w:p>
     <w:p>
@@ -571,10 +527,19 @@
         </w:tabs>
         <w:spacing w:after="0"/>
         <w:rPr>
-          <w:bCs/>
-          <w:szCs w:val="24"/>
-        </w:rPr>
-      </w:pPr>
+          <w:rFonts w:eastAsia="Calibri"/>
+          <w:szCs w:val="22"/>
+          <w:lang w:eastAsia="en-US"/>
+        </w:rPr>
+      </w:pPr>
+      <w:r>
+        <w:rPr>
+          <w:rFonts w:eastAsia="Calibri"/>
+          <w:szCs w:val="22"/>
+          <w:lang w:eastAsia="en-US"/>
+        </w:rPr>
+        <w:t xml:space="preserve">Muhammad Ammar, 20250440 </w:t>
+      </w:r>
     </w:p>
     <w:p>
       <w:pPr>
@@ -584,6 +549,95 @@
         </w:tabs>
         <w:spacing w:after="0"/>
         <w:rPr>
+          <w:rFonts w:eastAsia="Calibri"/>
+          <w:szCs w:val="22"/>
+          <w:lang w:eastAsia="en-US"/>
+        </w:rPr>
+      </w:pPr>
+      <w:r>
+        <w:rPr>
+          <w:rFonts w:eastAsia="Calibri"/>
+          <w:szCs w:val="22"/>
+          <w:lang w:eastAsia="en-US"/>
+        </w:rPr>
+        <w:t>Muhammad Khuzaima Bashir, 20250441</w:t>
+      </w:r>
+    </w:p>
+    <w:p>
+      <w:pPr>
+        <w:pStyle w:val="Capa"/>
+        <w:tabs>
+          <w:tab w:val="left" w:pos="3100"/>
+        </w:tabs>
+        <w:spacing w:after="0"/>
+        <w:rPr>
+          <w:bCs/>
+          <w:szCs w:val="24"/>
+        </w:rPr>
+      </w:pPr>
+    </w:p>
+    <w:p>
+      <w:pPr>
+        <w:pStyle w:val="Capa"/>
+        <w:tabs>
+          <w:tab w:val="left" w:pos="3100"/>
+        </w:tabs>
+        <w:spacing w:after="0"/>
+        <w:rPr>
+          <w:bCs/>
+          <w:szCs w:val="24"/>
+        </w:rPr>
+      </w:pPr>
+      <w:r>
+        <w:rPr>
+          <w:bCs/>
+          <w:szCs w:val="24"/>
+        </w:rPr>
+        <w:t>Fall/Spring Semester 20</w:t>
+      </w:r>
+      <w:r>
+        <w:rPr>
+          <w:bCs/>
+          <w:szCs w:val="24"/>
+        </w:rPr>
+        <w:t>24</w:t>
+      </w:r>
+      <w:r>
+        <w:rPr>
+          <w:bCs/>
+          <w:szCs w:val="24"/>
+        </w:rPr>
+        <w:t>-20</w:t>
+      </w:r>
+      <w:r>
+        <w:rPr>
+          <w:bCs/>
+          <w:szCs w:val="24"/>
+        </w:rPr>
+        <w:t>25</w:t>
+      </w:r>
+    </w:p>
+    <w:p>
+      <w:pPr>
+        <w:pStyle w:val="Capa"/>
+        <w:tabs>
+          <w:tab w:val="left" w:pos="3100"/>
+        </w:tabs>
+        <w:spacing w:after="0"/>
+        <w:rPr>
+          <w:bCs/>
+          <w:szCs w:val="24"/>
+        </w:rPr>
+      </w:pPr>
+    </w:p>
+    <w:p>
+      <w:pPr>
+        <w:pStyle w:val="Capa"/>
+        <w:tabs>
+          <w:tab w:val="left" w:pos="3100"/>
+        </w:tabs>
+        <w:spacing w:after="0"/>
+        <w:rPr>
           <w:bCs/>
           <w:szCs w:val="24"/>
         </w:rPr>
@@ -598,788 +652,6 @@
         </w:rPr>
         <w:br w:type="page"/>
       </w:r>
-    </w:p>
-    <w:p>
-      <w:pPr>
-        <w:rPr>
-          <w:b/>
-          <w:bCs/>
-          <w:noProof/>
-          <w:sz w:val="36"/>
-          <w:szCs w:val="36"/>
-        </w:rPr>
-      </w:pPr>
-    </w:p>
-    <w:sdt>
-      <w:sdtPr>
-        <w:rPr>
-          <w:rFonts w:ascii="Calibri" w:eastAsia="Calibri" w:hAnsi="Calibri"/>
-          <w:b w:val="0"/>
-          <w:bCs w:val="0"/>
-          <w:color w:val="auto"/>
-          <w:sz w:val="22"/>
-          <w:szCs w:val="22"/>
-        </w:rPr>
-        <w:id w:val="-52855138"/>
-        <w:docPartObj>
-          <w:docPartGallery w:val="Table of Contents"/>
-          <w:docPartUnique/>
-        </w:docPartObj>
-      </w:sdtPr>
-      <w:sdtEndPr>
-        <w:rPr>
-          <w:noProof/>
-        </w:rPr>
-      </w:sdtEndPr>
-      <w:sdtContent>
-        <w:p>
-          <w:pPr>
-            <w:pStyle w:val="TOCHeading"/>
-            <w:rPr>
-              <w:sz w:val="36"/>
-              <w:szCs w:val="36"/>
-            </w:rPr>
-          </w:pPr>
-          <w:r>
-            <w:t>TABLE OF CONTENTS</w:t>
-          </w:r>
-        </w:p>
-        <w:p/>
-        <w:p>
-          <w:pPr>
-            <w:pStyle w:val="TOC1"/>
-            <w:rPr>
-              <w:rFonts w:asciiTheme="minorHAnsi" w:eastAsiaTheme="minorEastAsia" w:hAnsiTheme="minorHAnsi" w:cstheme="minorBidi"/>
-              <w:kern w:val="2"/>
-              <w:sz w:val="24"/>
-              <w:szCs w:val="24"/>
-              <w:lang w:val="en-AU" w:eastAsia="en-GB"/>
-              <w14:ligatures w14:val="standardContextual"/>
-            </w:rPr>
-          </w:pPr>
-          <w:r>
-            <w:fldChar w:fldCharType="begin"/>
-          </w:r>
-          <w:r>
-            <w:instrText xml:space="preserve"> TOC \o "1-4" \h \z \u \t "Heading 5,1" </w:instrText>
-          </w:r>
-          <w:r>
-            <w:fldChar w:fldCharType="separate"/>
-          </w:r>
-          <w:hyperlink w:anchor="_Toc176981912" w:history="1">
-            <w:r>
-              <w:rPr>
-                <w:rStyle w:val="Hyperlink"/>
-              </w:rPr>
-              <w:t>1.</w:t>
-            </w:r>
-            <w:r>
-              <w:rPr>
-                <w:rFonts w:asciiTheme="minorHAnsi" w:eastAsiaTheme="minorEastAsia" w:hAnsiTheme="minorHAnsi" w:cstheme="minorBidi"/>
-                <w:kern w:val="2"/>
-                <w:sz w:val="24"/>
-                <w:szCs w:val="24"/>
-                <w:lang w:val="en-AU" w:eastAsia="en-GB"/>
-                <w14:ligatures w14:val="standardContextual"/>
-              </w:rPr>
-              <w:tab/>
-            </w:r>
-            <w:r>
-              <w:rPr>
-                <w:rStyle w:val="Hyperlink"/>
-              </w:rPr>
-              <w:t>Introduction</w:t>
-            </w:r>
-            <w:r>
-              <w:rPr>
-                <w:webHidden/>
-              </w:rPr>
-              <w:tab/>
-            </w:r>
-            <w:r>
-              <w:rPr>
-                <w:webHidden/>
-              </w:rPr>
-              <w:fldChar w:fldCharType="begin"/>
-            </w:r>
-            <w:r>
-              <w:rPr>
-                <w:webHidden/>
-              </w:rPr>
-              <w:instrText xml:space="preserve"> PAGEREF _Toc176981912 \h </w:instrText>
-            </w:r>
-            <w:r>
-              <w:rPr>
-                <w:webHidden/>
-              </w:rPr>
-            </w:r>
-            <w:r>
-              <w:rPr>
-                <w:webHidden/>
-              </w:rPr>
-              <w:fldChar w:fldCharType="separate"/>
-            </w:r>
-            <w:r>
-              <w:rPr>
-                <w:webHidden/>
-              </w:rPr>
-              <w:t>1</w:t>
-            </w:r>
-            <w:r>
-              <w:rPr>
-                <w:webHidden/>
-              </w:rPr>
-              <w:fldChar w:fldCharType="end"/>
-            </w:r>
-          </w:hyperlink>
-        </w:p>
-        <w:p>
-          <w:pPr>
-            <w:pStyle w:val="TOC1"/>
-            <w:rPr>
-              <w:rFonts w:asciiTheme="minorHAnsi" w:eastAsiaTheme="minorEastAsia" w:hAnsiTheme="minorHAnsi" w:cstheme="minorBidi"/>
-              <w:kern w:val="2"/>
-              <w:sz w:val="24"/>
-              <w:szCs w:val="24"/>
-              <w:lang w:val="en-AU" w:eastAsia="en-GB"/>
-              <w14:ligatures w14:val="standardContextual"/>
-            </w:rPr>
-          </w:pPr>
-          <w:hyperlink w:anchor="_Toc176981913" w:history="1">
-            <w:r>
-              <w:rPr>
-                <w:rStyle w:val="Hyperlink"/>
-              </w:rPr>
-              <w:t>2.</w:t>
-            </w:r>
-            <w:r>
-              <w:rPr>
-                <w:rFonts w:asciiTheme="minorHAnsi" w:eastAsiaTheme="minorEastAsia" w:hAnsiTheme="minorHAnsi" w:cstheme="minorBidi"/>
-                <w:kern w:val="2"/>
-                <w:sz w:val="24"/>
-                <w:szCs w:val="24"/>
-                <w:lang w:val="en-AU" w:eastAsia="en-GB"/>
-                <w14:ligatures w14:val="standardContextual"/>
-              </w:rPr>
-              <w:tab/>
-            </w:r>
-            <w:r>
-              <w:rPr>
-                <w:rStyle w:val="Hyperlink"/>
-              </w:rPr>
-              <w:t>Section Heading Level 1</w:t>
-            </w:r>
-            <w:r>
-              <w:rPr>
-                <w:webHidden/>
-              </w:rPr>
-              <w:tab/>
-            </w:r>
-            <w:r>
-              <w:rPr>
-                <w:webHidden/>
-              </w:rPr>
-              <w:fldChar w:fldCharType="begin"/>
-            </w:r>
-            <w:r>
-              <w:rPr>
-                <w:webHidden/>
-              </w:rPr>
-              <w:instrText xml:space="preserve"> PAGEREF _Toc176981913 \h </w:instrText>
-            </w:r>
-            <w:r>
-              <w:rPr>
-                <w:webHidden/>
-              </w:rPr>
-            </w:r>
-            <w:r>
-              <w:rPr>
-                <w:webHidden/>
-              </w:rPr>
-              <w:fldChar w:fldCharType="separate"/>
-            </w:r>
-            <w:r>
-              <w:rPr>
-                <w:webHidden/>
-              </w:rPr>
-              <w:t>1</w:t>
-            </w:r>
-            <w:r>
-              <w:rPr>
-                <w:webHidden/>
-              </w:rPr>
-              <w:fldChar w:fldCharType="end"/>
-            </w:r>
-          </w:hyperlink>
-        </w:p>
-        <w:p>
-          <w:pPr>
-            <w:pStyle w:val="TOC2"/>
-            <w:rPr>
-              <w:rFonts w:asciiTheme="minorHAnsi" w:eastAsiaTheme="minorEastAsia" w:hAnsiTheme="minorHAnsi" w:cstheme="minorBidi"/>
-              <w:kern w:val="2"/>
-              <w:sz w:val="24"/>
-              <w:szCs w:val="24"/>
-              <w:lang w:val="en-AU" w:eastAsia="en-GB"/>
-              <w14:ligatures w14:val="standardContextual"/>
-            </w:rPr>
-          </w:pPr>
-          <w:hyperlink w:anchor="_Toc176981914" w:history="1">
-            <w:r>
-              <w:rPr>
-                <w:rStyle w:val="Hyperlink"/>
-              </w:rPr>
-              <w:t>2.1.</w:t>
-            </w:r>
-            <w:r>
-              <w:rPr>
-                <w:rFonts w:asciiTheme="minorHAnsi" w:eastAsiaTheme="minorEastAsia" w:hAnsiTheme="minorHAnsi" w:cstheme="minorBidi"/>
-                <w:kern w:val="2"/>
-                <w:sz w:val="24"/>
-                <w:szCs w:val="24"/>
-                <w:lang w:val="en-AU" w:eastAsia="en-GB"/>
-                <w14:ligatures w14:val="standardContextual"/>
-              </w:rPr>
-              <w:tab/>
-            </w:r>
-            <w:r>
-              <w:rPr>
-                <w:rStyle w:val="Hyperlink"/>
-              </w:rPr>
-              <w:t>Level 2 Title</w:t>
-            </w:r>
-            <w:r>
-              <w:rPr>
-                <w:webHidden/>
-              </w:rPr>
-              <w:tab/>
-            </w:r>
-            <w:r>
-              <w:rPr>
-                <w:webHidden/>
-              </w:rPr>
-              <w:fldChar w:fldCharType="begin"/>
-            </w:r>
-            <w:r>
-              <w:rPr>
-                <w:webHidden/>
-              </w:rPr>
-              <w:instrText xml:space="preserve"> PAGEREF _Toc176981914 \h </w:instrText>
-            </w:r>
-            <w:r>
-              <w:rPr>
-                <w:webHidden/>
-              </w:rPr>
-            </w:r>
-            <w:r>
-              <w:rPr>
-                <w:webHidden/>
-              </w:rPr>
-              <w:fldChar w:fldCharType="separate"/>
-            </w:r>
-            <w:r>
-              <w:rPr>
-                <w:webHidden/>
-              </w:rPr>
-              <w:t>1</w:t>
-            </w:r>
-            <w:r>
-              <w:rPr>
-                <w:webHidden/>
-              </w:rPr>
-              <w:fldChar w:fldCharType="end"/>
-            </w:r>
-          </w:hyperlink>
-        </w:p>
-        <w:p>
-          <w:pPr>
-            <w:pStyle w:val="TOC3"/>
-            <w:rPr>
-              <w:rFonts w:asciiTheme="minorHAnsi" w:eastAsiaTheme="minorEastAsia" w:hAnsiTheme="minorHAnsi" w:cstheme="minorBidi"/>
-              <w:kern w:val="2"/>
-              <w:sz w:val="24"/>
-              <w:szCs w:val="24"/>
-              <w:lang w:val="en-AU" w:eastAsia="en-GB"/>
-              <w14:ligatures w14:val="standardContextual"/>
-            </w:rPr>
-          </w:pPr>
-          <w:hyperlink w:anchor="_Toc176981915" w:history="1">
-            <w:r>
-              <w:rPr>
-                <w:rStyle w:val="Hyperlink"/>
-              </w:rPr>
-              <w:t>2.1.1.</w:t>
-            </w:r>
-            <w:r>
-              <w:rPr>
-                <w:rFonts w:asciiTheme="minorHAnsi" w:eastAsiaTheme="minorEastAsia" w:hAnsiTheme="minorHAnsi" w:cstheme="minorBidi"/>
-                <w:kern w:val="2"/>
-                <w:sz w:val="24"/>
-                <w:szCs w:val="24"/>
-                <w:lang w:val="en-AU" w:eastAsia="en-GB"/>
-                <w14:ligatures w14:val="standardContextual"/>
-              </w:rPr>
-              <w:tab/>
-            </w:r>
-            <w:r>
-              <w:rPr>
-                <w:rStyle w:val="Hyperlink"/>
-              </w:rPr>
-              <w:t>Level 3 title</w:t>
-            </w:r>
-            <w:r>
-              <w:rPr>
-                <w:webHidden/>
-              </w:rPr>
-              <w:tab/>
-            </w:r>
-            <w:r>
-              <w:rPr>
-                <w:webHidden/>
-              </w:rPr>
-              <w:fldChar w:fldCharType="begin"/>
-            </w:r>
-            <w:r>
-              <w:rPr>
-                <w:webHidden/>
-              </w:rPr>
-              <w:instrText xml:space="preserve"> PAGEREF _Toc176981915 \h </w:instrText>
-            </w:r>
-            <w:r>
-              <w:rPr>
-                <w:webHidden/>
-              </w:rPr>
-            </w:r>
-            <w:r>
-              <w:rPr>
-                <w:webHidden/>
-              </w:rPr>
-              <w:fldChar w:fldCharType="separate"/>
-            </w:r>
-            <w:r>
-              <w:rPr>
-                <w:webHidden/>
-              </w:rPr>
-              <w:t>2</w:t>
-            </w:r>
-            <w:r>
-              <w:rPr>
-                <w:webHidden/>
-              </w:rPr>
-              <w:fldChar w:fldCharType="end"/>
-            </w:r>
-          </w:hyperlink>
-        </w:p>
-        <w:p>
-          <w:pPr>
-            <w:pStyle w:val="TOC4"/>
-            <w:rPr>
-              <w:rFonts w:asciiTheme="minorHAnsi" w:eastAsiaTheme="minorEastAsia" w:hAnsiTheme="minorHAnsi" w:cstheme="minorBidi"/>
-              <w:noProof/>
-              <w:kern w:val="2"/>
-              <w:sz w:val="24"/>
-              <w:szCs w:val="24"/>
-              <w:lang w:val="en-AU" w:eastAsia="en-GB"/>
-              <w14:ligatures w14:val="standardContextual"/>
-            </w:rPr>
-          </w:pPr>
-          <w:hyperlink w:anchor="_Toc176981916" w:history="1">
-            <w:r>
-              <w:rPr>
-                <w:rStyle w:val="Hyperlink"/>
-                <w:noProof/>
-              </w:rPr>
-              <w:t>2.1.1.1.</w:t>
-            </w:r>
-            <w:r>
-              <w:rPr>
-                <w:rFonts w:asciiTheme="minorHAnsi" w:eastAsiaTheme="minorEastAsia" w:hAnsiTheme="minorHAnsi" w:cstheme="minorBidi"/>
-                <w:noProof/>
-                <w:kern w:val="2"/>
-                <w:sz w:val="24"/>
-                <w:szCs w:val="24"/>
-                <w:lang w:val="en-AU" w:eastAsia="en-GB"/>
-                <w14:ligatures w14:val="standardContextual"/>
-              </w:rPr>
-              <w:tab/>
-            </w:r>
-            <w:r>
-              <w:rPr>
-                <w:rStyle w:val="Hyperlink"/>
-                <w:noProof/>
-              </w:rPr>
-              <w:t>Level 4 title</w:t>
-            </w:r>
-            <w:r>
-              <w:rPr>
-                <w:noProof/>
-                <w:webHidden/>
-              </w:rPr>
-              <w:tab/>
-            </w:r>
-            <w:r>
-              <w:rPr>
-                <w:noProof/>
-                <w:webHidden/>
-              </w:rPr>
-              <w:fldChar w:fldCharType="begin"/>
-            </w:r>
-            <w:r>
-              <w:rPr>
-                <w:noProof/>
-                <w:webHidden/>
-              </w:rPr>
-              <w:instrText xml:space="preserve"> PAGEREF _Toc176981916 \h </w:instrText>
-            </w:r>
-            <w:r>
-              <w:rPr>
-                <w:noProof/>
-                <w:webHidden/>
-              </w:rPr>
-            </w:r>
-            <w:r>
-              <w:rPr>
-                <w:noProof/>
-                <w:webHidden/>
-              </w:rPr>
-              <w:fldChar w:fldCharType="separate"/>
-            </w:r>
-            <w:r>
-              <w:rPr>
-                <w:noProof/>
-                <w:webHidden/>
-              </w:rPr>
-              <w:t>2</w:t>
-            </w:r>
-            <w:r>
-              <w:rPr>
-                <w:noProof/>
-                <w:webHidden/>
-              </w:rPr>
-              <w:fldChar w:fldCharType="end"/>
-            </w:r>
-          </w:hyperlink>
-        </w:p>
-        <w:p>
-          <w:pPr>
-            <w:pStyle w:val="TOC1"/>
-            <w:rPr>
-              <w:rFonts w:asciiTheme="minorHAnsi" w:eastAsiaTheme="minorEastAsia" w:hAnsiTheme="minorHAnsi" w:cstheme="minorBidi"/>
-              <w:kern w:val="2"/>
-              <w:sz w:val="24"/>
-              <w:szCs w:val="24"/>
-              <w:lang w:val="en-AU" w:eastAsia="en-GB"/>
-              <w14:ligatures w14:val="standardContextual"/>
-            </w:rPr>
-          </w:pPr>
-          <w:hyperlink w:anchor="_Toc176981917" w:history="1">
-            <w:r>
-              <w:rPr>
-                <w:rStyle w:val="Hyperlink"/>
-              </w:rPr>
-              <w:t>3.</w:t>
-            </w:r>
-            <w:r>
-              <w:rPr>
-                <w:rFonts w:asciiTheme="minorHAnsi" w:eastAsiaTheme="minorEastAsia" w:hAnsiTheme="minorHAnsi" w:cstheme="minorBidi"/>
-                <w:kern w:val="2"/>
-                <w:sz w:val="24"/>
-                <w:szCs w:val="24"/>
-                <w:lang w:val="en-AU" w:eastAsia="en-GB"/>
-                <w14:ligatures w14:val="standardContextual"/>
-              </w:rPr>
-              <w:tab/>
-            </w:r>
-            <w:r>
-              <w:rPr>
-                <w:rStyle w:val="Hyperlink"/>
-              </w:rPr>
-              <w:t>Another Section Heading</w:t>
-            </w:r>
-            <w:r>
-              <w:rPr>
-                <w:webHidden/>
-              </w:rPr>
-              <w:tab/>
-            </w:r>
-            <w:r>
-              <w:rPr>
-                <w:webHidden/>
-              </w:rPr>
-              <w:fldChar w:fldCharType="begin"/>
-            </w:r>
-            <w:r>
-              <w:rPr>
-                <w:webHidden/>
-              </w:rPr>
-              <w:instrText xml:space="preserve"> PAGEREF _Toc176981917 \h </w:instrText>
-            </w:r>
-            <w:r>
-              <w:rPr>
-                <w:webHidden/>
-              </w:rPr>
-            </w:r>
-            <w:r>
-              <w:rPr>
-                <w:webHidden/>
-              </w:rPr>
-              <w:fldChar w:fldCharType="separate"/>
-            </w:r>
-            <w:r>
-              <w:rPr>
-                <w:webHidden/>
-              </w:rPr>
-              <w:t>2</w:t>
-            </w:r>
-            <w:r>
-              <w:rPr>
-                <w:webHidden/>
-              </w:rPr>
-              <w:fldChar w:fldCharType="end"/>
-            </w:r>
-          </w:hyperlink>
-        </w:p>
-        <w:p>
-          <w:pPr>
-            <w:pStyle w:val="TOC1"/>
-            <w:rPr>
-              <w:rFonts w:asciiTheme="minorHAnsi" w:eastAsiaTheme="minorEastAsia" w:hAnsiTheme="minorHAnsi" w:cstheme="minorBidi"/>
-              <w:kern w:val="2"/>
-              <w:sz w:val="24"/>
-              <w:szCs w:val="24"/>
-              <w:lang w:val="en-AU" w:eastAsia="en-GB"/>
-              <w14:ligatures w14:val="standardContextual"/>
-            </w:rPr>
-          </w:pPr>
-          <w:hyperlink w:anchor="_Toc176981918" w:history="1">
-            <w:r>
-              <w:rPr>
-                <w:rStyle w:val="Hyperlink"/>
-              </w:rPr>
-              <w:t>Bibliographical References  (</w:t>
-            </w:r>
-            <w:r>
-              <w:rPr>
-                <w:rStyle w:val="Hyperlink"/>
-                <w:highlight w:val="yellow"/>
-              </w:rPr>
-              <w:t>Optional, Not included in page limit</w:t>
-            </w:r>
-            <w:r>
-              <w:rPr>
-                <w:rStyle w:val="Hyperlink"/>
-              </w:rPr>
-              <w:t>)</w:t>
-            </w:r>
-            <w:r>
-              <w:rPr>
-                <w:webHidden/>
-              </w:rPr>
-              <w:tab/>
-            </w:r>
-            <w:r>
-              <w:rPr>
-                <w:webHidden/>
-              </w:rPr>
-              <w:fldChar w:fldCharType="begin"/>
-            </w:r>
-            <w:r>
-              <w:rPr>
-                <w:webHidden/>
-              </w:rPr>
-              <w:instrText xml:space="preserve"> PAGEREF _Toc176981918 \h </w:instrText>
-            </w:r>
-            <w:r>
-              <w:rPr>
-                <w:webHidden/>
-              </w:rPr>
-            </w:r>
-            <w:r>
-              <w:rPr>
-                <w:webHidden/>
-              </w:rPr>
-              <w:fldChar w:fldCharType="separate"/>
-            </w:r>
-            <w:r>
-              <w:rPr>
-                <w:webHidden/>
-              </w:rPr>
-              <w:t>3</w:t>
-            </w:r>
-            <w:r>
-              <w:rPr>
-                <w:webHidden/>
-              </w:rPr>
-              <w:fldChar w:fldCharType="end"/>
-            </w:r>
-          </w:hyperlink>
-        </w:p>
-        <w:p>
-          <w:pPr>
-            <w:pStyle w:val="TOC1"/>
-            <w:rPr>
-              <w:rFonts w:asciiTheme="minorHAnsi" w:eastAsiaTheme="minorEastAsia" w:hAnsiTheme="minorHAnsi" w:cstheme="minorBidi"/>
-              <w:kern w:val="2"/>
-              <w:sz w:val="24"/>
-              <w:szCs w:val="24"/>
-              <w:lang w:val="en-AU" w:eastAsia="en-GB"/>
-              <w14:ligatures w14:val="standardContextual"/>
-            </w:rPr>
-          </w:pPr>
-          <w:hyperlink w:anchor="_Toc176981919" w:history="1">
-            <w:r>
-              <w:rPr>
-                <w:rStyle w:val="Hyperlink"/>
-              </w:rPr>
-              <w:t>Appendix A (</w:t>
-            </w:r>
-            <w:r>
-              <w:rPr>
-                <w:rStyle w:val="Hyperlink"/>
-                <w:highlight w:val="yellow"/>
-              </w:rPr>
-              <w:t>Optional, Not included in page limit</w:t>
-            </w:r>
-            <w:r>
-              <w:rPr>
-                <w:rStyle w:val="Hyperlink"/>
-              </w:rPr>
-              <w:t>)</w:t>
-            </w:r>
-            <w:r>
-              <w:rPr>
-                <w:webHidden/>
-              </w:rPr>
-              <w:tab/>
-            </w:r>
-            <w:r>
-              <w:rPr>
-                <w:webHidden/>
-              </w:rPr>
-              <w:fldChar w:fldCharType="begin"/>
-            </w:r>
-            <w:r>
-              <w:rPr>
-                <w:webHidden/>
-              </w:rPr>
-              <w:instrText xml:space="preserve"> PAGEREF _Toc176981919 \h </w:instrText>
-            </w:r>
-            <w:r>
-              <w:rPr>
-                <w:webHidden/>
-              </w:rPr>
-            </w:r>
-            <w:r>
-              <w:rPr>
-                <w:webHidden/>
-              </w:rPr>
-              <w:fldChar w:fldCharType="separate"/>
-            </w:r>
-            <w:r>
-              <w:rPr>
-                <w:webHidden/>
-              </w:rPr>
-              <w:t>4</w:t>
-            </w:r>
-            <w:r>
-              <w:rPr>
-                <w:webHidden/>
-              </w:rPr>
-              <w:fldChar w:fldCharType="end"/>
-            </w:r>
-          </w:hyperlink>
-        </w:p>
-        <w:p>
-          <w:pPr>
-            <w:pStyle w:val="TOC1"/>
-            <w:rPr>
-              <w:rFonts w:asciiTheme="minorHAnsi" w:eastAsiaTheme="minorEastAsia" w:hAnsiTheme="minorHAnsi" w:cstheme="minorBidi"/>
-              <w:kern w:val="2"/>
-              <w:sz w:val="24"/>
-              <w:szCs w:val="24"/>
-              <w:lang w:val="en-AU" w:eastAsia="en-GB"/>
-              <w14:ligatures w14:val="standardContextual"/>
-            </w:rPr>
-          </w:pPr>
-          <w:hyperlink w:anchor="_Toc176981920" w:history="1">
-            <w:r>
-              <w:rPr>
-                <w:rStyle w:val="Hyperlink"/>
-              </w:rPr>
-              <w:t>Annexes (</w:t>
-            </w:r>
-            <w:r>
-              <w:rPr>
-                <w:rStyle w:val="Hyperlink"/>
-                <w:highlight w:val="yellow"/>
-              </w:rPr>
-              <w:t>Optional, Not included in page limit</w:t>
-            </w:r>
-            <w:r>
-              <w:rPr>
-                <w:rStyle w:val="Hyperlink"/>
-              </w:rPr>
-              <w:t>)</w:t>
-            </w:r>
-            <w:r>
-              <w:rPr>
-                <w:webHidden/>
-              </w:rPr>
-              <w:tab/>
-            </w:r>
-            <w:r>
-              <w:rPr>
-                <w:webHidden/>
-              </w:rPr>
-              <w:fldChar w:fldCharType="begin"/>
-            </w:r>
-            <w:r>
-              <w:rPr>
-                <w:webHidden/>
-              </w:rPr>
-              <w:instrText xml:space="preserve"> PAGEREF _Toc176981920 \h </w:instrText>
-            </w:r>
-            <w:r>
-              <w:rPr>
-                <w:webHidden/>
-              </w:rPr>
-            </w:r>
-            <w:r>
-              <w:rPr>
-                <w:webHidden/>
-              </w:rPr>
-              <w:fldChar w:fldCharType="separate"/>
-            </w:r>
-            <w:r>
-              <w:rPr>
-                <w:webHidden/>
-              </w:rPr>
-              <w:t>5</w:t>
-            </w:r>
-            <w:r>
-              <w:rPr>
-                <w:webHidden/>
-              </w:rPr>
-              <w:fldChar w:fldCharType="end"/>
-            </w:r>
-          </w:hyperlink>
-        </w:p>
-        <w:p>
-          <w:r>
-            <w:rPr>
-              <w:rFonts w:eastAsia="Times New Roman"/>
-              <w:noProof/>
-              <w:lang w:eastAsia="pt-PT"/>
-            </w:rPr>
-            <w:fldChar w:fldCharType="end"/>
-          </w:r>
-        </w:p>
-      </w:sdtContent>
-    </w:sdt>
-    <w:p>
-      <w:pPr>
-        <w:pStyle w:val="Heading5"/>
-      </w:pPr>
     </w:p>
     <w:p>
       <w:pPr>
@@ -1388,7 +660,6 @@
           <w:ilvl w:val="0"/>
           <w:numId w:val="0"/>
         </w:numPr>
-        <w:ind w:left="357"/>
         <w:sectPr>
           <w:footerReference w:type="default" r:id="rId8"/>
           <w:pgSz w:w="11906" w:h="16838"/>
@@ -1401,1155 +672,470 @@
     </w:p>
     <w:p>
       <w:pPr>
-        <w:pStyle w:val="Heading1"/>
-      </w:pPr>
-      <w:bookmarkStart w:id="0" w:name="_Toc410990268"/>
-      <w:bookmarkStart w:id="1" w:name="_Toc410990280"/>
-      <w:bookmarkStart w:id="2" w:name="_Toc412186393"/>
-      <w:bookmarkStart w:id="3" w:name="_Toc412186498"/>
-      <w:bookmarkStart w:id="4" w:name="_Toc412186523"/>
-      <w:bookmarkStart w:id="5" w:name="_Toc412186594"/>
-      <w:bookmarkStart w:id="6" w:name="_Toc412186624"/>
-      <w:bookmarkStart w:id="7" w:name="_Toc115296802"/>
-      <w:bookmarkStart w:id="8" w:name="_Toc136960268"/>
-      <w:bookmarkStart w:id="9" w:name="_Toc141959331"/>
-      <w:bookmarkStart w:id="10" w:name="_Toc176981912"/>
-      <w:r>
+        <w:rPr>
+          <w:b/>
+          <w:bCs/>
+          <w:sz w:val="24"/>
+          <w:szCs w:val="24"/>
+        </w:rPr>
+      </w:pPr>
+      <w:r>
+        <w:rPr>
+          <w:rFonts w:eastAsia="Times New Roman"/>
+          <w:b/>
+          <w:bCs/>
+          <w:caps/>
+          <w:color w:val="5C666C"/>
+          <w:sz w:val="32"/>
+          <w:szCs w:val="28"/>
+          <w:lang w:eastAsia="pt-PT"/>
+        </w:rPr>
         <w:lastRenderedPageBreak/>
-        <w:t>Introduction</w:t>
-      </w:r>
-      <w:bookmarkEnd w:id="0"/>
-      <w:bookmarkEnd w:id="1"/>
-      <w:bookmarkEnd w:id="2"/>
-      <w:bookmarkEnd w:id="3"/>
-      <w:bookmarkEnd w:id="4"/>
-      <w:bookmarkEnd w:id="5"/>
-      <w:bookmarkEnd w:id="6"/>
-      <w:bookmarkEnd w:id="7"/>
-      <w:bookmarkEnd w:id="8"/>
-      <w:bookmarkEnd w:id="9"/>
-      <w:bookmarkEnd w:id="10"/>
-    </w:p>
-    <w:p>
-      <w:pPr>
-        <w:rPr>
+        <w:t>Customer Value Concentration</w:t>
+      </w:r>
+    </w:p>
+    <w:p>
+      <w:pPr>
+        <w:rPr>
+          <w:color w:val="000000"/>
+          <w:sz w:val="24"/>
+          <w:szCs w:val="24"/>
+        </w:rPr>
+      </w:pPr>
+      <w:r>
+        <w:rPr>
+          <w:color w:val="000000"/>
+          <w:sz w:val="24"/>
+          <w:szCs w:val="24"/>
+        </w:rPr>
+        <w:t xml:space="preserve">The analysis indicated a high value concentration, with a small number of customers accounting for the majority of AIAI's profits. This shows the presence of a high Customer Lifetime </w:t>
+      </w:r>
+      <w:r>
+        <w:rPr>
+          <w:color w:val="000000"/>
+          <w:sz w:val="24"/>
+          <w:szCs w:val="24"/>
+        </w:rPr>
+        <w:t>Value</w:t>
+      </w:r>
+      <w:r>
+        <w:rPr>
+          <w:color w:val="000000"/>
+          <w:sz w:val="24"/>
+          <w:szCs w:val="24"/>
+        </w:rPr>
+        <w:t xml:space="preserve"> (CLV) section, where CLV is the overall computed monetary worth of a customer relationship, as opposed to short-term income. Because AIAI's revenue is primarily reliant on this specific demographic, maintaining them is a strategic requirement. The company should prioritize protecting and growing this sector through focused retention campaigns, special awards, and premium-tier experiences that foster loyalty. However, losing even a small number of these valuable customers might have a big impact on overall profitability. To avoid this risk, AIAI might use predictive retention models to identify valued members who exhibit early indications of disengagement and intervene proactively to protect long-term value.</w:t>
+      </w:r>
+    </w:p>
+    <w:p>
+      <w:pPr>
+        <w:rPr>
+          <w:color w:val="000000"/>
+          <w:sz w:val="24"/>
+          <w:szCs w:val="24"/>
+        </w:rPr>
+      </w:pPr>
+    </w:p>
+    <w:p>
+      <w:pPr>
+        <w:rPr>
+          <w:rFonts w:eastAsia="Times New Roman"/>
           <w:b/>
           <w:bCs/>
-        </w:rPr>
-      </w:pPr>
-      <w:r>
-        <w:rPr>
+          <w:caps/>
+          <w:color w:val="5C666C"/>
+          <w:sz w:val="32"/>
+          <w:szCs w:val="28"/>
+          <w:lang w:eastAsia="pt-PT"/>
+        </w:rPr>
+      </w:pPr>
+    </w:p>
+    <w:p>
+      <w:pPr>
+        <w:rPr>
+          <w:rFonts w:eastAsia="Times New Roman"/>
           <w:b/>
           <w:bCs/>
-        </w:rPr>
-        <w:t>The following instructions should be followed for the writing of the report:</w:t>
-      </w:r>
-    </w:p>
-    <w:p>
-      <w:r>
-        <w:t xml:space="preserve">This word file provides a "standard" </w:t>
-      </w:r>
-      <w:r>
-        <w:t>report</w:t>
-      </w:r>
-      <w:r>
-        <w:t xml:space="preserve"> structure. The format of the report (headers, spacings, fonts, and other formations) should be employed as defined in this template. However, students may change the structure and the titles according to their needs.</w:t>
-      </w:r>
-    </w:p>
-    <w:p>
-      <w:r>
-        <w:t>The report should be written in English.</w:t>
-      </w:r>
-    </w:p>
-    <w:p>
-      <w:r>
-        <w:t>In the case references point to the “source code” make sure the code is correctly annotated.</w:t>
-      </w:r>
-    </w:p>
-    <w:p>
-      <w:r>
-        <w:t>All bibliographic references should be presented in the APA standard; this standard also applies the formatting of references and respective forms of referencing throughout the text</w:t>
-      </w:r>
-      <w:r>
-        <w:rPr>
-          <w:rStyle w:val="FootnoteAnchor"/>
-        </w:rPr>
-        <w:footnoteReference w:id="1"/>
-      </w:r>
-      <w:bookmarkStart w:id="11" w:name="_Toc22752382"/>
-      <w:bookmarkEnd w:id="11"/>
-      <w:r>
+          <w:caps/>
+          <w:color w:val="5C666C"/>
+          <w:sz w:val="32"/>
+          <w:szCs w:val="28"/>
+          <w:lang w:eastAsia="pt-PT"/>
+        </w:rPr>
+      </w:pPr>
+      <w:r>
+        <w:rPr>
+          <w:rFonts w:eastAsia="Times New Roman"/>
+          <w:b/>
+          <w:bCs/>
+          <w:caps/>
+          <w:color w:val="5C666C"/>
+          <w:sz w:val="32"/>
+          <w:szCs w:val="28"/>
+          <w:lang w:eastAsia="pt-PT"/>
+        </w:rPr>
+        <w:t xml:space="preserve">Zero-Income Customers </w:t>
+      </w:r>
+    </w:p>
+    <w:p>
+      <w:pPr>
+        <w:rPr>
+          <w:sz w:val="24"/>
+          <w:szCs w:val="24"/>
+        </w:rPr>
+      </w:pPr>
+      <w:r>
+        <w:rPr>
+          <w:color w:val="000000"/>
+          <w:sz w:val="24"/>
+          <w:szCs w:val="24"/>
+        </w:rPr>
+        <w:t>A substantial percentage of consumers indicated little to no income, presumably reflecting students or early-career travelers. Although their current income contribution is low, they demonstrate excellent engagement and have a high prospective lifetime value. AIAI may leverage on this opportunity by providing low-cost loyalty rewards and student-focused vacation packages to foster early brand engagement, allowing these clients to become long-term loyal members as their financial capacity grows.</w:t>
+      </w:r>
+    </w:p>
+    <w:p>
+      <w:pPr>
+        <w:rPr>
+          <w:sz w:val="24"/>
+          <w:szCs w:val="24"/>
+        </w:rPr>
+      </w:pPr>
+    </w:p>
+    <w:p>
+      <w:pPr>
+        <w:rPr>
+          <w:rFonts w:eastAsia="Times New Roman"/>
+          <w:b/>
+          <w:bCs/>
+          <w:caps/>
+          <w:color w:val="5C666C"/>
+          <w:sz w:val="32"/>
+          <w:szCs w:val="28"/>
+          <w:lang w:eastAsia="pt-PT"/>
+        </w:rPr>
+      </w:pPr>
+    </w:p>
+    <w:p>
+      <w:pPr>
+        <w:rPr>
+          <w:rFonts w:eastAsia="Times New Roman"/>
+          <w:b/>
+          <w:bCs/>
+          <w:caps/>
+          <w:color w:val="5C666C"/>
+          <w:sz w:val="32"/>
+          <w:szCs w:val="28"/>
+          <w:lang w:eastAsia="pt-PT"/>
+        </w:rPr>
+      </w:pPr>
+      <w:r>
+        <w:rPr>
+          <w:rFonts w:eastAsia="Times New Roman"/>
+          <w:b/>
+          <w:bCs/>
+          <w:caps/>
+          <w:color w:val="5C666C"/>
+          <w:sz w:val="32"/>
+          <w:szCs w:val="28"/>
+          <w:lang w:eastAsia="pt-PT"/>
+        </w:rPr>
+        <w:t xml:space="preserve">Engagement Recovery </w:t>
+      </w:r>
+    </w:p>
+    <w:p>
+      <w:pPr>
+        <w:rPr>
+          <w:color w:val="000000"/>
+          <w:sz w:val="24"/>
+          <w:szCs w:val="24"/>
+        </w:rPr>
+      </w:pPr>
+      <w:r>
+        <w:rPr>
+          <w:color w:val="000000"/>
+          <w:sz w:val="24"/>
+          <w:szCs w:val="24"/>
+        </w:rPr>
+        <w:t>Customer activity has increased dramatically after the epidemic began, exceeding pre-2020 levels. From a commercial standpoint, this is an ideal chance to reinforce customer habits and reactivate dormant members. AIAI might embrace this opportunity by temporarily lowering tier upgrade thresholds</w:t>
+      </w:r>
+      <w:r>
+        <w:rPr>
+          <w:color w:val="000000"/>
+          <w:sz w:val="24"/>
+          <w:szCs w:val="24"/>
+        </w:rPr>
+        <w:t xml:space="preserve"> - </w:t>
+      </w:r>
+      <w:r>
+        <w:rPr>
+          <w:color w:val="000000"/>
+          <w:sz w:val="24"/>
+          <w:szCs w:val="24"/>
+        </w:rPr>
+        <w:t>for example, require fewer miles or points</w:t>
+      </w:r>
+      <w:r>
+        <w:rPr>
+          <w:color w:val="000000"/>
+          <w:sz w:val="24"/>
+          <w:szCs w:val="24"/>
+        </w:rPr>
+        <w:t xml:space="preserve"> - </w:t>
+      </w:r>
+      <w:r>
+        <w:rPr>
+          <w:color w:val="000000"/>
+          <w:sz w:val="24"/>
+          <w:szCs w:val="24"/>
+        </w:rPr>
+        <w:t xml:space="preserve">or by delivering additional points and special benefits to members on the verge of achieving the next membership level. </w:t>
+      </w:r>
+    </w:p>
+    <w:p>
+      <w:pPr>
+        <w:rPr>
+          <w:b/>
+          <w:bCs/>
+          <w:sz w:val="24"/>
+          <w:szCs w:val="24"/>
+        </w:rPr>
+      </w:pPr>
+    </w:p>
+    <w:p>
+      <w:pPr>
+        <w:rPr>
+          <w:b/>
+          <w:bCs/>
+          <w:sz w:val="24"/>
+          <w:szCs w:val="24"/>
+        </w:rPr>
+      </w:pPr>
+    </w:p>
+    <w:p>
+      <w:pPr>
+        <w:rPr>
+          <w:b/>
+          <w:bCs/>
+          <w:sz w:val="24"/>
+          <w:szCs w:val="24"/>
+        </w:rPr>
+      </w:pPr>
+      <w:r>
+        <w:rPr>
+          <w:rFonts w:eastAsia="Times New Roman"/>
+          <w:b/>
+          <w:bCs/>
+          <w:caps/>
+          <w:color w:val="5C666C"/>
+          <w:sz w:val="32"/>
+          <w:szCs w:val="28"/>
+          <w:lang w:eastAsia="pt-PT"/>
+        </w:rPr>
+        <w:lastRenderedPageBreak/>
+        <w:t>Geographic Concentration</w:t>
+      </w:r>
+      <w:r>
+        <w:rPr>
+          <w:b/>
+          <w:bCs/>
+          <w:sz w:val="24"/>
+          <w:szCs w:val="24"/>
+        </w:rPr>
+        <w:t xml:space="preserve"> </w:t>
+      </w:r>
+    </w:p>
+    <w:p>
+      <w:pPr>
+        <w:rPr>
+          <w:b/>
+          <w:bCs/>
+          <w:sz w:val="24"/>
+          <w:szCs w:val="24"/>
+        </w:rPr>
+      </w:pPr>
+      <w:r>
+        <w:rPr>
+          <w:color w:val="000000"/>
+          <w:sz w:val="24"/>
+          <w:szCs w:val="24"/>
+        </w:rPr>
+        <w:t>Over 75% of AIAI’s customers are concentrated in Ontario, British Columbia, and Quebec, where engagement rates remain uniformly high (83–89%), indicating that current marketing investments are highly efficient but growth beyond these provinces is still underdeveloped. Therefore, AIAI should maintain strong investment in its core markets while pursuing low-cost digital acquisition strategies in smaller provinces to expand national presence efficiently</w:t>
+      </w:r>
+      <w:r>
+        <w:rPr>
+          <w:rStyle w:val="apple-converted-space"/>
+          <w:color w:val="000000"/>
+          <w:sz w:val="24"/>
+          <w:szCs w:val="24"/>
+        </w:rPr>
         <w:t>.</w:t>
       </w:r>
     </w:p>
     <w:p>
-      <w:r>
-        <w:t>T</w:t>
-      </w:r>
-      <w:r>
-        <w:t xml:space="preserve">ext </w:t>
-      </w:r>
-      <w:r>
-        <w:rPr>
-          <w:highlight w:val="yellow"/>
-        </w:rPr>
-        <w:t>highlighted in yellow like this</w:t>
-      </w:r>
-      <w:r>
-        <w:t xml:space="preserve"> are for your information, and not part of the formatting. Make sure to remove them from your report.</w:t>
-      </w:r>
-    </w:p>
-    <w:p>
-      <w:pPr>
-        <w:spacing w:after="0" w:line="240" w:lineRule="auto"/>
-        <w:jc w:val="left"/>
-      </w:pPr>
-    </w:p>
-    <w:p>
-      <w:pPr>
-        <w:pStyle w:val="Heading1"/>
-      </w:pPr>
-      <w:bookmarkStart w:id="12" w:name="_Toc176981913"/>
-      <w:r>
-        <w:t>Section Heading Level 1</w:t>
-      </w:r>
-      <w:bookmarkEnd w:id="12"/>
-    </w:p>
-    <w:p>
-      <w:pPr>
-        <w:pStyle w:val="Heading2"/>
-      </w:pPr>
-      <w:r>
-        <w:t xml:space="preserve"> </w:t>
-      </w:r>
-      <w:bookmarkStart w:id="13" w:name="_Toc410990270"/>
-      <w:bookmarkStart w:id="14" w:name="_Toc410990282"/>
-      <w:bookmarkStart w:id="15" w:name="_Toc412186395"/>
-      <w:bookmarkStart w:id="16" w:name="_Toc412186500"/>
-      <w:bookmarkStart w:id="17" w:name="_Toc412186525"/>
-      <w:bookmarkStart w:id="18" w:name="_Toc412186596"/>
-      <w:bookmarkStart w:id="19" w:name="_Toc412186626"/>
-      <w:bookmarkStart w:id="20" w:name="_Toc115296804"/>
-      <w:bookmarkStart w:id="21" w:name="_Toc141959333"/>
-      <w:bookmarkStart w:id="22" w:name="_Toc176981914"/>
-      <w:r>
-        <w:t xml:space="preserve">Level 2 </w:t>
-      </w:r>
-      <w:r>
-        <w:t>T</w:t>
-      </w:r>
-      <w:r>
-        <w:t>itle</w:t>
-      </w:r>
-      <w:bookmarkEnd w:id="13"/>
-      <w:bookmarkEnd w:id="14"/>
-      <w:bookmarkEnd w:id="15"/>
-      <w:bookmarkEnd w:id="16"/>
-      <w:bookmarkEnd w:id="17"/>
-      <w:bookmarkEnd w:id="18"/>
-      <w:bookmarkEnd w:id="19"/>
-      <w:bookmarkEnd w:id="20"/>
-      <w:bookmarkEnd w:id="21"/>
-      <w:bookmarkEnd w:id="22"/>
-    </w:p>
-    <w:p>
-      <w:r>
-        <w:t>Sample text with the inclusion of figures and tables Sample text with the inclusion of figures and tables Sample text with the inclusion of figures and tables Sample text with the inclusion of figures and tables Sample text with the inclusion of figures and tables.</w:t>
-      </w:r>
-    </w:p>
-    <w:p/>
-    <w:p>
-      <w:pPr>
-        <w:jc w:val="center"/>
-      </w:pPr>
-      <w:r>
-        <w:rPr>
-          <w:noProof/>
-        </w:rPr>
-        <w:drawing>
-          <wp:inline distT="0" distB="0" distL="0" distR="0" wp14:anchorId="71040664" wp14:editId="42762EE0">
-            <wp:extent cx="5759450" cy="1159510"/>
-            <wp:effectExtent l="0" t="0" r="0" b="2540"/>
-            <wp:docPr id="2" name="Picture 2" descr="Logo&#10;&#10;Description automatically generated"/>
-            <wp:cNvGraphicFramePr>
-              <a:graphicFrameLocks xmlns:a="http://schemas.openxmlformats.org/drawingml/2006/main" noChangeAspect="1"/>
-            </wp:cNvGraphicFramePr>
-            <a:graphic xmlns:a="http://schemas.openxmlformats.org/drawingml/2006/main">
-              <a:graphicData uri="http://schemas.openxmlformats.org/drawingml/2006/picture">
-                <pic:pic xmlns:pic="http://schemas.openxmlformats.org/drawingml/2006/picture">
-                  <pic:nvPicPr>
-                    <pic:cNvPr id="2" name="Picture 2" descr="Logo&#10;&#10;Description automatically generated"/>
-                    <pic:cNvPicPr/>
-                  </pic:nvPicPr>
-                  <pic:blipFill>
-                    <a:blip r:embed="rId9"/>
-                    <a:stretch>
-                      <a:fillRect/>
-                    </a:stretch>
-                  </pic:blipFill>
-                  <pic:spPr>
-                    <a:xfrm>
-                      <a:off x="0" y="0"/>
-                      <a:ext cx="5759450" cy="1159510"/>
-                    </a:xfrm>
-                    <a:prstGeom prst="rect">
-                      <a:avLst/>
-                    </a:prstGeom>
-                  </pic:spPr>
-                </pic:pic>
-              </a:graphicData>
-            </a:graphic>
-          </wp:inline>
-        </w:drawing>
-      </w:r>
-    </w:p>
-    <w:p>
-      <w:pPr>
-        <w:pStyle w:val="Caption"/>
-        <w:rPr>
-          <w:color w:val="auto"/>
-        </w:rPr>
-      </w:pPr>
-      <w:bookmarkStart w:id="23" w:name="_Toc115296844"/>
-      <w:r>
-        <w:rPr>
-          <w:color w:val="auto"/>
-        </w:rPr>
-        <w:t xml:space="preserve">Figure </w:t>
-      </w:r>
-      <w:r>
-        <w:rPr>
-          <w:color w:val="auto"/>
-        </w:rPr>
-        <w:fldChar w:fldCharType="begin"/>
-      </w:r>
-      <w:r>
-        <w:rPr>
-          <w:color w:val="auto"/>
-        </w:rPr>
-        <w:instrText xml:space="preserve"> STYLEREF 1 \s </w:instrText>
-      </w:r>
-      <w:r>
-        <w:rPr>
-          <w:color w:val="auto"/>
-        </w:rPr>
-        <w:fldChar w:fldCharType="separate"/>
-      </w:r>
-      <w:r>
-        <w:rPr>
-          <w:noProof/>
-          <w:color w:val="auto"/>
-        </w:rPr>
-        <w:t>2</w:t>
-      </w:r>
-      <w:r>
-        <w:rPr>
-          <w:noProof/>
-          <w:color w:val="auto"/>
-        </w:rPr>
-        <w:fldChar w:fldCharType="end"/>
-      </w:r>
-      <w:r>
-        <w:rPr>
-          <w:color w:val="auto"/>
-        </w:rPr>
-        <w:t>.</w:t>
-      </w:r>
-      <w:r>
-        <w:rPr>
-          <w:color w:val="auto"/>
-        </w:rPr>
-        <w:fldChar w:fldCharType="begin"/>
-      </w:r>
-      <w:r>
-        <w:rPr>
-          <w:color w:val="auto"/>
-        </w:rPr>
-        <w:instrText xml:space="preserve"> SEQ Figura \* ARABIC \s 1 </w:instrText>
-      </w:r>
-      <w:r>
-        <w:rPr>
-          <w:color w:val="auto"/>
-        </w:rPr>
-        <w:fldChar w:fldCharType="separate"/>
-      </w:r>
-      <w:r>
-        <w:rPr>
-          <w:noProof/>
-          <w:color w:val="auto"/>
-        </w:rPr>
-        <w:t>1</w:t>
-      </w:r>
-      <w:r>
-        <w:rPr>
-          <w:noProof/>
-          <w:color w:val="auto"/>
-        </w:rPr>
-        <w:fldChar w:fldCharType="end"/>
-      </w:r>
-      <w:r>
-        <w:rPr>
-          <w:color w:val="auto"/>
-        </w:rPr>
-        <w:t xml:space="preserve"> – Illustrative figure</w:t>
-      </w:r>
-      <w:bookmarkEnd w:id="23"/>
-    </w:p>
-    <w:p>
-      <w:r>
-        <w:rPr>
-          <w:highlight w:val="yellow"/>
-        </w:rPr>
-        <w:t xml:space="preserve">Note that figure labels should be included after </w:t>
-      </w:r>
-      <w:r>
-        <w:rPr>
-          <w:highlight w:val="yellow"/>
-        </w:rPr>
-        <w:t xml:space="preserve">the </w:t>
-      </w:r>
-      <w:r>
-        <w:rPr>
-          <w:highlight w:val="yellow"/>
-        </w:rPr>
-        <w:t>figure</w:t>
-      </w:r>
-      <w:r>
-        <w:t>.</w:t>
-      </w:r>
-      <w:r>
-        <w:t xml:space="preserve"> Sample text with the inclusion of figures and tables Sample text with the inclusion of figures and tables Sample text with the inclusion of figures and tables Sample text with the inclusion of figures and tables Sample text with the inclusion of figures and tables Sample text with the inclusion of figures and tables.</w:t>
-      </w:r>
-    </w:p>
-    <w:p>
-      <w:pPr>
-        <w:tabs>
-          <w:tab w:val="left" w:pos="3769"/>
-        </w:tabs>
-      </w:pPr>
-      <w:r>
-        <w:tab/>
-      </w:r>
-    </w:p>
-    <w:p>
-      <w:pPr>
-        <w:tabs>
-          <w:tab w:val="left" w:pos="3769"/>
-        </w:tabs>
-      </w:pPr>
-    </w:p>
-    <w:p>
-      <w:pPr>
-        <w:pStyle w:val="Caption"/>
-        <w:rPr>
-          <w:color w:val="auto"/>
-        </w:rPr>
-      </w:pPr>
-      <w:bookmarkStart w:id="24" w:name="_Toc195247286"/>
-      <w:r>
-        <w:rPr>
-          <w:color w:val="auto"/>
-        </w:rPr>
-        <w:lastRenderedPageBreak/>
-        <w:t xml:space="preserve">Table </w:t>
-      </w:r>
-      <w:r>
-        <w:rPr>
-          <w:color w:val="auto"/>
-        </w:rPr>
-        <w:fldChar w:fldCharType="begin"/>
-      </w:r>
-      <w:r>
-        <w:rPr>
-          <w:color w:val="auto"/>
-        </w:rPr>
-        <w:instrText xml:space="preserve"> STYLEREF 1 \s </w:instrText>
-      </w:r>
-      <w:r>
-        <w:rPr>
-          <w:color w:val="auto"/>
-        </w:rPr>
-        <w:fldChar w:fldCharType="separate"/>
-      </w:r>
-      <w:r>
-        <w:rPr>
-          <w:noProof/>
-          <w:color w:val="auto"/>
-        </w:rPr>
-        <w:t>2</w:t>
-      </w:r>
-      <w:r>
-        <w:rPr>
-          <w:noProof/>
-          <w:color w:val="auto"/>
-        </w:rPr>
-        <w:fldChar w:fldCharType="end"/>
-      </w:r>
-      <w:r>
-        <w:rPr>
-          <w:color w:val="auto"/>
-        </w:rPr>
-        <w:t>.</w:t>
-      </w:r>
-      <w:r>
-        <w:rPr>
-          <w:color w:val="auto"/>
-        </w:rPr>
-        <w:fldChar w:fldCharType="begin"/>
-      </w:r>
-      <w:r>
-        <w:rPr>
-          <w:color w:val="auto"/>
-        </w:rPr>
-        <w:instrText xml:space="preserve"> SEQ Tabela \* ARABIC \s 1 </w:instrText>
-      </w:r>
-      <w:r>
-        <w:rPr>
-          <w:color w:val="auto"/>
-        </w:rPr>
-        <w:fldChar w:fldCharType="separate"/>
-      </w:r>
-      <w:r>
-        <w:rPr>
-          <w:noProof/>
-          <w:color w:val="auto"/>
-        </w:rPr>
-        <w:t>1</w:t>
-      </w:r>
-      <w:r>
-        <w:rPr>
-          <w:noProof/>
-          <w:color w:val="auto"/>
-        </w:rPr>
-        <w:fldChar w:fldCharType="end"/>
-      </w:r>
-      <w:r>
-        <w:rPr>
-          <w:color w:val="auto"/>
-        </w:rPr>
-        <w:t xml:space="preserve"> – Illustrative table</w:t>
-      </w:r>
-      <w:bookmarkEnd w:id="24"/>
-    </w:p>
-    <w:tbl>
-      <w:tblPr>
-        <w:tblW w:w="0" w:type="auto"/>
-        <w:jc w:val="center"/>
-        <w:tblBorders>
-          <w:top w:val="single" w:sz="4" w:space="0" w:color="auto"/>
-          <w:bottom w:val="single" w:sz="4" w:space="0" w:color="auto"/>
-          <w:insideH w:val="single" w:sz="4" w:space="0" w:color="auto"/>
-        </w:tblBorders>
-        <w:tblLook w:val="04A0" w:firstRow="1" w:lastRow="0" w:firstColumn="1" w:lastColumn="0" w:noHBand="0" w:noVBand="1"/>
-      </w:tblPr>
-      <w:tblGrid>
-        <w:gridCol w:w="2660"/>
-        <w:gridCol w:w="2835"/>
-      </w:tblGrid>
-      <w:tr>
-        <w:trPr>
-          <w:jc w:val="center"/>
-        </w:trPr>
-        <w:tc>
-          <w:tcPr>
-            <w:tcW w:w="2660" w:type="dxa"/>
-            <w:tcBorders>
-              <w:top w:val="single" w:sz="18" w:space="0" w:color="auto"/>
-              <w:bottom w:val="single" w:sz="18" w:space="0" w:color="auto"/>
-            </w:tcBorders>
-            <w:shd w:val="clear" w:color="auto" w:fill="auto"/>
-          </w:tcPr>
-          <w:p>
-            <w:pPr>
-              <w:pStyle w:val="Textotabelas"/>
-              <w:rPr>
-                <w:b/>
-              </w:rPr>
-            </w:pPr>
-            <w:r>
-              <w:rPr>
-                <w:b/>
-              </w:rPr>
-              <w:t>Title</w:t>
-            </w:r>
-          </w:p>
-        </w:tc>
-        <w:tc>
-          <w:tcPr>
-            <w:tcW w:w="2835" w:type="dxa"/>
-            <w:tcBorders>
-              <w:top w:val="single" w:sz="18" w:space="0" w:color="auto"/>
-              <w:bottom w:val="single" w:sz="18" w:space="0" w:color="auto"/>
-            </w:tcBorders>
-            <w:shd w:val="clear" w:color="auto" w:fill="auto"/>
-          </w:tcPr>
-          <w:p>
-            <w:pPr>
-              <w:pStyle w:val="Textotabelas"/>
-              <w:rPr>
-                <w:b/>
-              </w:rPr>
-            </w:pPr>
-            <w:r>
-              <w:rPr>
-                <w:b/>
-              </w:rPr>
-              <w:t>Title</w:t>
-            </w:r>
-          </w:p>
-        </w:tc>
-      </w:tr>
-      <w:tr>
-        <w:trPr>
-          <w:jc w:val="center"/>
-        </w:trPr>
-        <w:tc>
-          <w:tcPr>
-            <w:tcW w:w="2660" w:type="dxa"/>
-            <w:tcBorders>
-              <w:top w:val="single" w:sz="18" w:space="0" w:color="auto"/>
-            </w:tcBorders>
-            <w:shd w:val="clear" w:color="auto" w:fill="auto"/>
-          </w:tcPr>
-          <w:p>
-            <w:pPr>
-              <w:pStyle w:val="Textotabelas"/>
-            </w:pPr>
-            <w:r>
-              <w:t>Text</w:t>
-            </w:r>
-          </w:p>
-        </w:tc>
-        <w:tc>
-          <w:tcPr>
-            <w:tcW w:w="2835" w:type="dxa"/>
-            <w:tcBorders>
-              <w:top w:val="single" w:sz="18" w:space="0" w:color="auto"/>
-            </w:tcBorders>
-            <w:shd w:val="clear" w:color="auto" w:fill="auto"/>
-          </w:tcPr>
-          <w:p>
-            <w:pPr>
-              <w:pStyle w:val="Textotabelas"/>
-            </w:pPr>
-            <w:r>
-              <w:t>Number</w:t>
-            </w:r>
-          </w:p>
-        </w:tc>
-      </w:tr>
-      <w:tr>
-        <w:trPr>
-          <w:jc w:val="center"/>
-        </w:trPr>
-        <w:tc>
-          <w:tcPr>
-            <w:tcW w:w="2660" w:type="dxa"/>
-            <w:tcBorders>
-              <w:bottom w:val="single" w:sz="4" w:space="0" w:color="auto"/>
-            </w:tcBorders>
-            <w:shd w:val="clear" w:color="auto" w:fill="auto"/>
-          </w:tcPr>
-          <w:p>
-            <w:pPr>
-              <w:pStyle w:val="Textotabelas"/>
-            </w:pPr>
-            <w:r>
-              <w:t>Text</w:t>
-            </w:r>
-          </w:p>
-        </w:tc>
-        <w:tc>
-          <w:tcPr>
-            <w:tcW w:w="2835" w:type="dxa"/>
-            <w:tcBorders>
-              <w:bottom w:val="single" w:sz="4" w:space="0" w:color="auto"/>
-            </w:tcBorders>
-            <w:shd w:val="clear" w:color="auto" w:fill="auto"/>
-          </w:tcPr>
-          <w:p>
-            <w:pPr>
-              <w:pStyle w:val="Textotabelas"/>
-            </w:pPr>
-            <w:r>
-              <w:t>Number</w:t>
-            </w:r>
-          </w:p>
-        </w:tc>
-      </w:tr>
-      <w:tr>
-        <w:trPr>
-          <w:jc w:val="center"/>
-        </w:trPr>
-        <w:tc>
-          <w:tcPr>
-            <w:tcW w:w="2660" w:type="dxa"/>
-            <w:tcBorders>
-              <w:bottom w:val="single" w:sz="18" w:space="0" w:color="auto"/>
-            </w:tcBorders>
-            <w:shd w:val="clear" w:color="auto" w:fill="auto"/>
-          </w:tcPr>
-          <w:p>
-            <w:pPr>
-              <w:pStyle w:val="Textotabelas"/>
-            </w:pPr>
-            <w:r>
-              <w:t>Text</w:t>
-            </w:r>
-          </w:p>
-        </w:tc>
-        <w:tc>
-          <w:tcPr>
-            <w:tcW w:w="2835" w:type="dxa"/>
-            <w:tcBorders>
-              <w:bottom w:val="single" w:sz="18" w:space="0" w:color="auto"/>
-            </w:tcBorders>
-            <w:shd w:val="clear" w:color="auto" w:fill="auto"/>
-          </w:tcPr>
-          <w:p>
-            <w:pPr>
-              <w:pStyle w:val="Textotabelas"/>
-            </w:pPr>
-            <w:r>
-              <w:t>Number</w:t>
-            </w:r>
-          </w:p>
-        </w:tc>
-      </w:tr>
-    </w:tbl>
-    <w:p/>
-    <w:p>
-      <w:r>
-        <w:rPr>
-          <w:highlight w:val="yellow"/>
-        </w:rPr>
-        <w:t xml:space="preserve">The </w:t>
-      </w:r>
-      <w:r>
-        <w:rPr>
-          <w:highlight w:val="yellow"/>
-        </w:rPr>
-        <w:t xml:space="preserve">student can freely choose the </w:t>
-      </w:r>
-      <w:r>
-        <w:rPr>
-          <w:highlight w:val="yellow"/>
-        </w:rPr>
-        <w:t>table design, as long as it remains consistent throughout</w:t>
-      </w:r>
-      <w:r>
-        <w:rPr>
-          <w:highlight w:val="yellow"/>
-        </w:rPr>
-        <w:t xml:space="preserve"> the document. </w:t>
-      </w:r>
-      <w:r>
-        <w:rPr>
-          <w:highlight w:val="yellow"/>
-        </w:rPr>
-        <w:t xml:space="preserve">Note that table labels should </w:t>
-      </w:r>
-      <w:r>
-        <w:rPr>
-          <w:highlight w:val="yellow"/>
-        </w:rPr>
-        <w:t xml:space="preserve">always </w:t>
-      </w:r>
-      <w:r>
-        <w:rPr>
-          <w:highlight w:val="yellow"/>
-        </w:rPr>
-        <w:t>be included before the table</w:t>
-      </w:r>
-      <w:r>
-        <w:t xml:space="preserve">. </w:t>
-      </w:r>
-      <w:r>
-        <w:t>Sample text with the inclusion of figures and tables Sample text with the inclusion of figures and tables Sample text with the inclusion of figures and tables Sample text with the inclusion of figures and tables Sample text with the inclusion of figures and tables Sample text with the inclusion of figures and tables.</w:t>
-      </w:r>
-    </w:p>
-    <w:p>
-      <w:pPr>
-        <w:pStyle w:val="Heading3"/>
-      </w:pPr>
-      <w:bookmarkStart w:id="25" w:name="_Toc195238889"/>
-      <w:bookmarkStart w:id="26" w:name="_Toc410990271"/>
-      <w:bookmarkStart w:id="27" w:name="_Toc410990283"/>
-      <w:bookmarkStart w:id="28" w:name="_Toc412186396"/>
-      <w:bookmarkStart w:id="29" w:name="_Toc412186501"/>
-      <w:bookmarkStart w:id="30" w:name="_Toc412186526"/>
-      <w:bookmarkStart w:id="31" w:name="_Toc412186597"/>
-      <w:bookmarkStart w:id="32" w:name="_Toc412186627"/>
-      <w:bookmarkStart w:id="33" w:name="_Toc115296805"/>
-      <w:bookmarkStart w:id="34" w:name="_Toc141959334"/>
-      <w:bookmarkStart w:id="35" w:name="_Toc176981915"/>
-      <w:r>
-        <w:t>Level 3 title</w:t>
-      </w:r>
-      <w:bookmarkEnd w:id="25"/>
-      <w:bookmarkEnd w:id="26"/>
-      <w:bookmarkEnd w:id="27"/>
-      <w:bookmarkEnd w:id="28"/>
-      <w:bookmarkEnd w:id="29"/>
-      <w:bookmarkEnd w:id="30"/>
-      <w:bookmarkEnd w:id="31"/>
-      <w:bookmarkEnd w:id="32"/>
-      <w:bookmarkEnd w:id="33"/>
-      <w:bookmarkEnd w:id="34"/>
-      <w:bookmarkEnd w:id="35"/>
-    </w:p>
-    <w:p>
-      <w:r>
-        <w:t xml:space="preserve">Example of </w:t>
-      </w:r>
-      <w:r>
-        <w:t xml:space="preserve">an </w:t>
-      </w:r>
-      <w:r>
-        <w:t>unnumbered list:</w:t>
-      </w:r>
-    </w:p>
-    <w:p>
-      <w:pPr>
-        <w:pStyle w:val="Lista1"/>
-      </w:pPr>
-      <w:r>
-        <w:t xml:space="preserve">Item 1 </w:t>
-      </w:r>
-    </w:p>
-    <w:p>
-      <w:pPr>
-        <w:pStyle w:val="Lista1"/>
-      </w:pPr>
-      <w:r>
-        <w:t>Item 2</w:t>
-      </w:r>
-    </w:p>
-    <w:p>
-      <w:pPr>
-        <w:pStyle w:val="Lista1"/>
-      </w:pPr>
-      <w:r>
-        <w:t>Item 3</w:t>
-      </w:r>
-    </w:p>
-    <w:p>
-      <w:pPr>
-        <w:pStyle w:val="Lista1"/>
-        <w:numPr>
-          <w:ilvl w:val="0"/>
-          <w:numId w:val="0"/>
-        </w:numPr>
-      </w:pPr>
-    </w:p>
-    <w:p>
-      <w:pPr>
-        <w:pStyle w:val="Heading4"/>
-      </w:pPr>
-      <w:bookmarkStart w:id="36" w:name="_Toc176981916"/>
-      <w:r>
-        <w:t>Level 4 title</w:t>
-      </w:r>
-      <w:bookmarkEnd w:id="36"/>
-    </w:p>
-    <w:p>
-      <w:r>
-        <w:t xml:space="preserve">Example of </w:t>
-      </w:r>
-      <w:r>
-        <w:t xml:space="preserve">a </w:t>
-      </w:r>
-      <w:r>
-        <w:t>numbered list:</w:t>
-      </w:r>
-    </w:p>
-    <w:p>
-      <w:pPr>
-        <w:pStyle w:val="Listanumerada1"/>
-      </w:pPr>
-      <w:r>
-        <w:t>Item 1</w:t>
-      </w:r>
-    </w:p>
-    <w:p>
-      <w:pPr>
-        <w:pStyle w:val="Listanumerada1"/>
-      </w:pPr>
-      <w:r>
-        <w:t>Item 2</w:t>
-      </w:r>
-    </w:p>
-    <w:p>
-      <w:pPr>
-        <w:pStyle w:val="Listanumerada1"/>
-      </w:pPr>
-      <w:r>
-        <w:t>Item 3</w:t>
-      </w:r>
-    </w:p>
-    <w:p>
-      <w:pPr>
-        <w:tabs>
-          <w:tab w:val="left" w:pos="2560"/>
-        </w:tabs>
-      </w:pPr>
-    </w:p>
-    <w:p>
-      <w:pPr>
-        <w:pStyle w:val="Heading1"/>
-      </w:pPr>
-      <w:bookmarkStart w:id="37" w:name="_Toc176981917"/>
-      <w:r>
-        <w:t>Another Section Heading</w:t>
-      </w:r>
-      <w:bookmarkEnd w:id="37"/>
-      <w:r>
-        <w:t xml:space="preserve"> </w:t>
-      </w:r>
-    </w:p>
-    <w:p>
-      <w:r>
-        <w:t xml:space="preserve">Lorem ipsum dolor sit amet, consectetur adipiscing elit. Duis eget arcu nunc. Suspendisse ac volutpat nisl, at ullamcorper purus. Vestibulum tempus vehicula mauris vitae imperdiet. Morbi nibh nisl, dignissim et tellus eget, volutpat rhoncus nisi. Maecenas eget ipsum massa. Quisque malesuada nulla a felis imperdiet, a placerat ipsum ornare. </w:t>
-      </w:r>
-    </w:p>
-    <w:p>
-      <w:r>
-        <w:t xml:space="preserve">Ut a neque eu nulla aliquam tincidunt sit amet </w:t>
+      <w:pPr>
+        <w:rPr>
+          <w:rFonts w:eastAsia="Times New Roman"/>
+          <w:b/>
+          <w:bCs/>
+          <w:caps/>
+          <w:color w:val="5C666C"/>
+          <w:sz w:val="32"/>
+          <w:szCs w:val="28"/>
+          <w:lang w:eastAsia="pt-PT"/>
+        </w:rPr>
+      </w:pPr>
+    </w:p>
+    <w:p>
+      <w:pPr>
+        <w:rPr>
+          <w:rFonts w:eastAsia="Times New Roman"/>
+          <w:b/>
+          <w:bCs/>
+          <w:caps/>
+          <w:color w:val="5C666C"/>
+          <w:sz w:val="32"/>
+          <w:szCs w:val="28"/>
+          <w:lang w:eastAsia="pt-PT"/>
+        </w:rPr>
+      </w:pPr>
+    </w:p>
+    <w:p>
+      <w:pPr>
+        <w:rPr>
+          <w:rFonts w:eastAsia="Times New Roman"/>
+          <w:b/>
+          <w:bCs/>
+          <w:caps/>
+          <w:color w:val="5C666C"/>
+          <w:sz w:val="32"/>
+          <w:szCs w:val="28"/>
+          <w:lang w:eastAsia="pt-PT"/>
+        </w:rPr>
+      </w:pPr>
+      <w:r>
+        <w:rPr>
+          <w:rFonts w:eastAsia="Times New Roman"/>
+          <w:b/>
+          <w:bCs/>
+          <w:caps/>
+          <w:color w:val="5C666C"/>
+          <w:sz w:val="32"/>
+          <w:szCs w:val="28"/>
+          <w:lang w:eastAsia="pt-PT"/>
+        </w:rPr>
+        <w:t xml:space="preserve">Behavioral Segments </w:t>
+      </w:r>
+    </w:p>
+    <w:p>
+      <w:pPr>
+        <w:rPr>
+          <w:color w:val="000000"/>
+          <w:sz w:val="24"/>
+          <w:szCs w:val="24"/>
+        </w:rPr>
+      </w:pPr>
+      <w:r>
+        <w:rPr>
+          <w:color w:val="000000"/>
+          <w:sz w:val="24"/>
+          <w:szCs w:val="24"/>
+        </w:rPr>
+        <w:t xml:space="preserve">Flight pattern analysis identified two distinctive consumer groups: solo traveler and group or family travelers. This contrast highlights the differing priorities and needs between these groups: solo travelers frequently look for flexibility and personalized experiences, while group and family travelers typically </w:t>
       </w:r>
       <w:proofErr w:type="gramStart"/>
       <w:r>
-        <w:t>a nisi</w:t>
+        <w:rPr>
+          <w:color w:val="000000"/>
+          <w:sz w:val="24"/>
+          <w:szCs w:val="24"/>
+        </w:rPr>
+        <w:t>to value</w:t>
       </w:r>
       <w:proofErr w:type="gramEnd"/>
       <w:r>
-        <w:t xml:space="preserve">. Nam vulputate, diam non pellentesque condimentum, erat nunc suscipit turpis, a consequat ipsum ex non sapien. </w:t>
-      </w:r>
-    </w:p>
-    <w:p>
-      <w:pPr>
-        <w:spacing w:after="0" w:line="240" w:lineRule="auto"/>
-        <w:jc w:val="left"/>
-      </w:pPr>
-    </w:p>
-    <w:p>
-      <w:pPr>
-        <w:spacing w:after="0" w:line="240" w:lineRule="auto"/>
-        <w:jc w:val="left"/>
-      </w:pPr>
-    </w:p>
-    <w:p>
-      <w:pPr>
-        <w:spacing w:after="0" w:line="240" w:lineRule="auto"/>
-        <w:jc w:val="left"/>
-      </w:pPr>
-      <w:r>
-        <w:br w:type="page"/>
-      </w:r>
-    </w:p>
-    <w:p>
-      <w:pPr>
-        <w:pStyle w:val="Heading1"/>
-        <w:numPr>
-          <w:ilvl w:val="0"/>
-          <w:numId w:val="0"/>
-        </w:numPr>
-      </w:pPr>
-      <w:bookmarkStart w:id="38" w:name="_Toc410990277"/>
-      <w:bookmarkStart w:id="39" w:name="_Toc410990289"/>
-      <w:bookmarkStart w:id="40" w:name="_Toc412186402"/>
-      <w:bookmarkStart w:id="41" w:name="_Toc412186507"/>
-      <w:bookmarkStart w:id="42" w:name="_Toc412186532"/>
-      <w:bookmarkStart w:id="43" w:name="_Toc412186603"/>
-      <w:bookmarkStart w:id="44" w:name="_Toc412186633"/>
-      <w:bookmarkStart w:id="45" w:name="_Toc115296810"/>
-      <w:bookmarkStart w:id="46" w:name="_Toc141959339"/>
-      <w:bookmarkStart w:id="47" w:name="_Toc176981918"/>
-      <w:r>
-        <w:lastRenderedPageBreak/>
-        <w:t>Bibliograph</w:t>
-      </w:r>
-      <w:bookmarkEnd w:id="38"/>
-      <w:bookmarkEnd w:id="39"/>
-      <w:bookmarkEnd w:id="40"/>
-      <w:bookmarkEnd w:id="41"/>
-      <w:bookmarkEnd w:id="42"/>
-      <w:bookmarkEnd w:id="43"/>
-      <w:bookmarkEnd w:id="44"/>
-      <w:r>
-        <w:t xml:space="preserve">ical </w:t>
+        <w:rPr>
+          <w:color w:val="000000"/>
+          <w:sz w:val="24"/>
+          <w:szCs w:val="24"/>
+        </w:rPr>
+        <w:t xml:space="preserve"> simplicity, coordinated planning, and shared benefits. To effectively meet these objectives, AIAI should create customized loyalty programs that provide flexible point redemption alternatives and personalized benefits for solitary travelers while giving bundled deals and family-oriented bonuses for group travelers. Furthermore, developing a specialized Group Booking Tool and launching family-focused loyalty programs will allow AIAI to capitalize on this high-margin although currently unexplored market niche, thereby enhancing both customer happiness and total income.</w:t>
+      </w:r>
+    </w:p>
+    <w:p>
+      <w:pPr>
+        <w:rPr>
+          <w:sz w:val="24"/>
+          <w:szCs w:val="24"/>
+        </w:rPr>
+      </w:pPr>
+    </w:p>
+    <w:p>
+      <w:pPr>
+        <w:rPr>
+          <w:sz w:val="24"/>
+          <w:szCs w:val="24"/>
+        </w:rPr>
+      </w:pPr>
+    </w:p>
+    <w:p>
+      <w:pPr>
+        <w:rPr>
+          <w:rFonts w:eastAsia="Times New Roman"/>
+          <w:b/>
+          <w:bCs/>
+          <w:caps/>
+          <w:color w:val="5C666C"/>
+          <w:sz w:val="32"/>
+          <w:szCs w:val="28"/>
+          <w:lang w:eastAsia="pt-PT"/>
+        </w:rPr>
+      </w:pPr>
+      <w:r>
+        <w:rPr>
+          <w:rFonts w:eastAsia="Times New Roman"/>
+          <w:b/>
+          <w:bCs/>
+          <w:caps/>
+          <w:color w:val="5C666C"/>
+          <w:sz w:val="32"/>
+          <w:szCs w:val="28"/>
+          <w:lang w:eastAsia="pt-PT"/>
+        </w:rPr>
+        <w:t>Executive Summary of Business Understanding</w:t>
+      </w:r>
+    </w:p>
+    <w:p>
+      <w:pPr>
+        <w:rPr>
+          <w:sz w:val="24"/>
+          <w:szCs w:val="24"/>
+        </w:rPr>
+      </w:pPr>
+      <w:r>
+        <w:rPr>
+          <w:color w:val="000000"/>
+          <w:sz w:val="24"/>
+          <w:szCs w:val="24"/>
+        </w:rPr>
+        <w:t xml:space="preserve">The analysis showed that AIAI's loyalty and profitability are strongly reliant on a small but extremely important client category. However, long-term development will be achieved by fostering emerging customer categories that have substantial future potential. Customer involvement has greatly improved, providing an excellent chance to reinforce new travel patterns and strengthen brand loyalty. Strategically, AIAI should find a balance between keeping and rewarding its top-tier clients and cultivating long-term relationships with emerging segments, while focusing the marketing budget </w:t>
       </w:r>
       <w:proofErr w:type="gramStart"/>
       <w:r>
-        <w:t>R</w:t>
-      </w:r>
-      <w:r>
-        <w:t>eferences</w:t>
-      </w:r>
-      <w:r>
-        <w:t xml:space="preserve"> </w:t>
-      </w:r>
-      <w:bookmarkEnd w:id="45"/>
-      <w:bookmarkEnd w:id="46"/>
-      <w:r>
-        <w:t xml:space="preserve"> (</w:t>
+        <w:rPr>
+          <w:color w:val="000000"/>
+          <w:sz w:val="24"/>
+          <w:szCs w:val="24"/>
+        </w:rPr>
+        <w:t>to</w:t>
       </w:r>
       <w:proofErr w:type="gramEnd"/>
       <w:r>
         <w:rPr>
-          <w:highlight w:val="yellow"/>
-        </w:rPr>
-        <w:t>Optional, N</w:t>
-      </w:r>
-      <w:r>
-        <w:rPr>
-          <w:highlight w:val="yellow"/>
-        </w:rPr>
-        <w:t>ot included in page limit</w:t>
-      </w:r>
-      <w:r>
-        <w:t>)</w:t>
-      </w:r>
-      <w:bookmarkEnd w:id="47"/>
-    </w:p>
-    <w:p>
-      <w:pPr>
-        <w:ind w:left="567" w:hanging="567"/>
-        <w:rPr>
-          <w:highlight w:val="yellow"/>
-        </w:rPr>
-      </w:pPr>
-      <w:r>
-        <w:rPr>
-          <w:highlight w:val="yellow"/>
-        </w:rPr>
-        <w:t xml:space="preserve">Use APA Style for the </w:t>
-      </w:r>
-      <w:r>
-        <w:rPr>
-          <w:highlight w:val="yellow"/>
-        </w:rPr>
-        <w:t>entire</w:t>
-      </w:r>
-      <w:r>
-        <w:rPr>
-          <w:highlight w:val="yellow"/>
-        </w:rPr>
-        <w:t xml:space="preserve"> document</w:t>
-      </w:r>
-    </w:p>
-    <w:p>
-      <w:pPr>
-        <w:ind w:left="567" w:hanging="567"/>
-        <w:rPr>
-          <w:highlight w:val="yellow"/>
-        </w:rPr>
-      </w:pPr>
-      <w:r>
-        <w:rPr>
-          <w:highlight w:val="yellow"/>
-        </w:rPr>
-        <w:t>We suggest that students use a reference manager system (Zotero, Mendeley, EndNote)</w:t>
-      </w:r>
-      <w:r>
-        <w:rPr>
-          <w:highlight w:val="yellow"/>
-        </w:rPr>
-        <w:t xml:space="preserve">, </w:t>
-      </w:r>
-    </w:p>
-    <w:p>
-      <w:pPr>
-        <w:ind w:left="567" w:hanging="567"/>
-        <w:rPr>
-          <w:highlight w:val="yellow"/>
-        </w:rPr>
-      </w:pPr>
-      <w:r>
-        <w:rPr>
-          <w:highlight w:val="yellow"/>
-        </w:rPr>
-        <w:t xml:space="preserve">Please review the style guide at: </w:t>
-      </w:r>
-      <w:hyperlink r:id="rId10" w:history="1">
-        <w:r>
-          <w:rPr>
-            <w:rStyle w:val="Hyperlink"/>
-            <w:highlight w:val="yellow"/>
-          </w:rPr>
-          <w:t>https://apastyle.apa.org/style-grammar-guidelines/references/examples</w:t>
-        </w:r>
-      </w:hyperlink>
-      <w:r>
-        <w:rPr>
-          <w:highlight w:val="yellow"/>
-        </w:rPr>
-        <w:t>:</w:t>
-      </w:r>
-    </w:p>
-    <w:p>
-      <w:pPr>
-        <w:ind w:left="567" w:hanging="567"/>
-      </w:pPr>
-      <w:r>
-        <w:t xml:space="preserve">Author, A. A., Author, B. B., &amp; Author, C. C. (Year). Title of article. </w:t>
-      </w:r>
-      <w:r>
-        <w:rPr>
-          <w:i/>
-          <w:iCs/>
-        </w:rPr>
-        <w:t xml:space="preserve">Title of Periodical, volume number </w:t>
-      </w:r>
-      <w:r>
-        <w:t>(issue number), pages.</w:t>
-      </w:r>
-    </w:p>
-    <w:p>
-      <w:pPr>
-        <w:spacing w:after="0" w:line="240" w:lineRule="auto"/>
-        <w:jc w:val="left"/>
-      </w:pPr>
-      <w:r>
-        <w:br w:type="page"/>
-      </w:r>
-    </w:p>
-    <w:p>
-      <w:pPr>
-        <w:pStyle w:val="Heading1"/>
-        <w:numPr>
-          <w:ilvl w:val="0"/>
-          <w:numId w:val="0"/>
-        </w:numPr>
-      </w:pPr>
-      <w:bookmarkStart w:id="48" w:name="_Toc410990278"/>
-      <w:bookmarkStart w:id="49" w:name="_Toc410990290"/>
-      <w:bookmarkStart w:id="50" w:name="_Toc412186403"/>
-      <w:bookmarkStart w:id="51" w:name="_Toc412186508"/>
-      <w:bookmarkStart w:id="52" w:name="_Toc412186533"/>
-      <w:bookmarkStart w:id="53" w:name="_Toc412186604"/>
-      <w:bookmarkStart w:id="54" w:name="_Toc412186634"/>
-      <w:bookmarkStart w:id="55" w:name="_Toc115296811"/>
-      <w:bookmarkStart w:id="56" w:name="_Toc141959340"/>
-      <w:bookmarkStart w:id="57" w:name="_Toc176981919"/>
-      <w:r>
-        <w:lastRenderedPageBreak/>
-        <w:t xml:space="preserve">Appendix </w:t>
-      </w:r>
-      <w:r>
-        <w:t>A</w:t>
-      </w:r>
-      <w:bookmarkEnd w:id="48"/>
-      <w:bookmarkEnd w:id="49"/>
-      <w:bookmarkEnd w:id="50"/>
-      <w:bookmarkEnd w:id="51"/>
-      <w:bookmarkEnd w:id="52"/>
-      <w:bookmarkEnd w:id="53"/>
-      <w:bookmarkEnd w:id="54"/>
-      <w:bookmarkEnd w:id="55"/>
-      <w:bookmarkEnd w:id="56"/>
-      <w:r>
-        <w:t xml:space="preserve"> (</w:t>
-      </w:r>
-      <w:r>
-        <w:rPr>
-          <w:highlight w:val="yellow"/>
-        </w:rPr>
-        <w:t>Optional, N</w:t>
-      </w:r>
-      <w:r>
-        <w:rPr>
-          <w:highlight w:val="yellow"/>
-        </w:rPr>
-        <w:t>ot included in page limit</w:t>
-      </w:r>
-      <w:r>
-        <w:t>)</w:t>
-      </w:r>
-      <w:bookmarkEnd w:id="57"/>
-    </w:p>
-    <w:p>
-      <w:r>
-        <w:rPr>
-          <w:highlight w:val="yellow"/>
-        </w:rPr>
-        <w:t>[Appendixes are for materials, tables, or more explanation material only done by the student]</w:t>
-      </w:r>
-    </w:p>
-    <w:p>
-      <w:pPr>
-        <w:spacing w:after="0" w:line="240" w:lineRule="auto"/>
-        <w:jc w:val="left"/>
-      </w:pPr>
-      <w:r>
-        <w:br w:type="page"/>
-      </w:r>
-    </w:p>
-    <w:p>
-      <w:pPr>
-        <w:pStyle w:val="Heading1"/>
-        <w:numPr>
-          <w:ilvl w:val="0"/>
-          <w:numId w:val="0"/>
-        </w:numPr>
-      </w:pPr>
-      <w:bookmarkStart w:id="58" w:name="_Toc410990279"/>
-      <w:bookmarkStart w:id="59" w:name="_Toc410990291"/>
-      <w:bookmarkStart w:id="60" w:name="_Toc412186404"/>
-      <w:bookmarkStart w:id="61" w:name="_Toc412186509"/>
-      <w:bookmarkStart w:id="62" w:name="_Toc412186534"/>
-      <w:bookmarkStart w:id="63" w:name="_Toc412186605"/>
-      <w:bookmarkStart w:id="64" w:name="_Toc412186635"/>
-      <w:bookmarkStart w:id="65" w:name="_Toc115296812"/>
-      <w:bookmarkStart w:id="66" w:name="_Toc141959341"/>
-      <w:bookmarkStart w:id="67" w:name="_Toc176981920"/>
-      <w:r>
-        <w:lastRenderedPageBreak/>
-        <w:t>Annexes (</w:t>
-      </w:r>
-      <w:r>
-        <w:rPr>
-          <w:highlight w:val="yellow"/>
-        </w:rPr>
-        <w:t>Optional, N</w:t>
-      </w:r>
-      <w:r>
-        <w:rPr>
-          <w:highlight w:val="yellow"/>
-        </w:rPr>
-        <w:t>ot included in page limit</w:t>
-      </w:r>
-      <w:r>
-        <w:t>)</w:t>
-      </w:r>
-      <w:bookmarkEnd w:id="58"/>
-      <w:bookmarkEnd w:id="59"/>
-      <w:bookmarkEnd w:id="60"/>
-      <w:bookmarkEnd w:id="61"/>
-      <w:bookmarkEnd w:id="62"/>
-      <w:bookmarkEnd w:id="63"/>
-      <w:bookmarkEnd w:id="64"/>
-      <w:bookmarkEnd w:id="65"/>
-      <w:bookmarkEnd w:id="66"/>
-      <w:bookmarkEnd w:id="67"/>
-    </w:p>
-    <w:p>
-      <w:r>
-        <w:rPr>
-          <w:highlight w:val="yellow"/>
-        </w:rPr>
-        <w:t>[Annexes are optional, since they have material</w:t>
-      </w:r>
-      <w:r>
-        <w:rPr>
-          <w:highlight w:val="yellow"/>
-        </w:rPr>
-        <w:t xml:space="preserve"> and</w:t>
-      </w:r>
-      <w:r>
-        <w:rPr>
-          <w:highlight w:val="yellow"/>
-        </w:rPr>
-        <w:t xml:space="preserve"> sources not developed by the students, so in most cases referencing them is enough]</w:t>
+          <w:color w:val="000000"/>
+          <w:sz w:val="24"/>
+          <w:szCs w:val="24"/>
+        </w:rPr>
+        <w:t xml:space="preserve"> regions and channels that provide the most efficiency and effect.</w:t>
       </w:r>
     </w:p>
     <w:p>
@@ -2570,7 +1156,7 @@
 </file>
 
 <file path=word/endnotes.xml><?xml version="1.0" encoding="utf-8"?>
-<w:endnotes xmlns:wpc="http://schemas.microsoft.com/office/word/2010/wordprocessingCanvas" xmlns:cx="http://schemas.microsoft.com/office/drawing/2014/chartex" xmlns:cx1="http://schemas.microsoft.com/office/drawing/2015/9/8/chartex" xmlns:cx2="http://schemas.microsoft.com/office/drawing/2015/10/21/chartex" xmlns:cx3="http://schemas.microsoft.com/office/drawing/2016/5/9/chartex" xmlns:cx4="http://schemas.microsoft.com/office/drawing/2016/5/10/chartex" xmlns:cx5="http://schemas.microsoft.com/office/drawing/2016/5/11/chartex" xmlns:cx6="http://schemas.microsoft.com/office/drawing/2016/5/12/chartex" xmlns:cx7="http://schemas.microsoft.com/office/drawing/2016/5/13/chartex" xmlns:cx8="http://schemas.microsoft.com/office/drawing/2016/5/14/chartex" xmlns:mc="http://schemas.openxmlformats.org/markup-compatibility/2006" xmlns:aink="http://schemas.microsoft.com/office/drawing/2016/ink" xmlns:am3d="http://schemas.microsoft.com/office/drawing/2017/model3d" xmlns:o="urn:schemas-microsoft-com:office:office" xmlns:oel="http://schemas.microsoft.com/office/2019/extlst" xmlns:r="http://schemas.openxmlformats.org/officeDocument/2006/relationships" xmlns:m="http://schemas.openxmlformats.org/officeDocument/2006/math" xmlns:v="urn:schemas-microsoft-com:vml" xmlns:wp14="http://schemas.microsoft.com/office/word/2010/wordprocessingDrawing" xmlns:wp="http://schemas.openxmlformats.org/drawingml/2006/wordprocessingDrawing" xmlns:w10="urn:schemas-microsoft-com:office:word" xmlns:w="http://schemas.openxmlformats.org/wordprocessingml/2006/main" xmlns:w14="http://schemas.microsoft.com/office/word/2010/wordml" xmlns:w15="http://schemas.microsoft.com/office/word/2012/wordml" xmlns:w16cex="http://schemas.microsoft.com/office/word/2018/wordml/cex" xmlns:w16cid="http://schemas.microsoft.com/office/word/2016/wordml/cid" xmlns:w16="http://schemas.microsoft.com/office/word/2018/wordml" xmlns:w16du="http://schemas.microsoft.com/office/word/2023/wordml/word16du" xmlns:w16sdtdh="http://schemas.microsoft.com/office/word/2020/wordml/sdtdatahash" xmlns:w16se="http://schemas.microsoft.com/office/word/2015/wordml/symex" xmlns:wpg="http://schemas.microsoft.com/office/word/2010/wordprocessingGroup" xmlns:wpi="http://schemas.microsoft.com/office/word/2010/wordprocessingInk" xmlns:wne="http://schemas.microsoft.com/office/word/2006/wordml" xmlns:wps="http://schemas.microsoft.com/office/word/2010/wordprocessingShape" mc:Ignorable="w14 w15 w16se w16cid w16 w16cex w16sdtdh w16du wp14">
+<w:endnotes xmlns:wpc="http://schemas.microsoft.com/office/word/2010/wordprocessingCanvas" xmlns:cx="http://schemas.microsoft.com/office/drawing/2014/chartex" xmlns:cx1="http://schemas.microsoft.com/office/drawing/2015/9/8/chartex" xmlns:cx2="http://schemas.microsoft.com/office/drawing/2015/10/21/chartex" xmlns:cx3="http://schemas.microsoft.com/office/drawing/2016/5/9/chartex" xmlns:cx4="http://schemas.microsoft.com/office/drawing/2016/5/10/chartex" xmlns:cx5="http://schemas.microsoft.com/office/drawing/2016/5/11/chartex" xmlns:cx6="http://schemas.microsoft.com/office/drawing/2016/5/12/chartex" xmlns:cx7="http://schemas.microsoft.com/office/drawing/2016/5/13/chartex" xmlns:cx8="http://schemas.microsoft.com/office/drawing/2016/5/14/chartex" xmlns:mc="http://schemas.openxmlformats.org/markup-compatibility/2006" xmlns:aink="http://schemas.microsoft.com/office/drawing/2016/ink" xmlns:am3d="http://schemas.microsoft.com/office/drawing/2017/model3d" xmlns:o="urn:schemas-microsoft-com:office:office" xmlns:oel="http://schemas.microsoft.com/office/2019/extlst" xmlns:r="http://schemas.openxmlformats.org/officeDocument/2006/relationships" xmlns:m="http://schemas.openxmlformats.org/officeDocument/2006/math" xmlns:v="urn:schemas-microsoft-com:vml" xmlns:wp14="http://schemas.microsoft.com/office/word/2010/wordprocessingDrawing" xmlns:wp="http://schemas.openxmlformats.org/drawingml/2006/wordprocessingDrawing" xmlns:w10="urn:schemas-microsoft-com:office:word" xmlns:w="http://schemas.openxmlformats.org/wordprocessingml/2006/main" xmlns:w14="http://schemas.microsoft.com/office/word/2010/wordml" xmlns:w15="http://schemas.microsoft.com/office/word/2012/wordml" xmlns:w16cex="http://schemas.microsoft.com/office/word/2018/wordml/cex" xmlns:w16cid="http://schemas.microsoft.com/office/word/2016/wordml/cid" xmlns:w16="http://schemas.microsoft.com/office/word/2018/wordml" xmlns:w16du="http://schemas.microsoft.com/office/word/2023/wordml/word16du" xmlns:w16sdtdh="http://schemas.microsoft.com/office/word/2020/wordml/sdtdatahash" xmlns:w16sdtfl="http://schemas.microsoft.com/office/word/2024/wordml/sdtformatlock" xmlns:w16se="http://schemas.microsoft.com/office/word/2015/wordml/symex" xmlns:wpg="http://schemas.microsoft.com/office/word/2010/wordprocessingGroup" xmlns:wpi="http://schemas.microsoft.com/office/word/2010/wordprocessingInk" xmlns:wne="http://schemas.microsoft.com/office/word/2006/wordml" xmlns:wps="http://schemas.microsoft.com/office/word/2010/wordprocessingShape" mc:Ignorable="w14 w15 w16se w16cid w16 w16cex w16sdtdh w16sdtfl w16du wp14">
   <w:endnote w:type="separator" w:id="-1">
     <w:p>
       <w:pPr>
@@ -2595,7 +1181,7 @@
 </file>
 
 <file path=word/footer1.xml><?xml version="1.0" encoding="utf-8"?>
-<w:ftr xmlns:wpc="http://schemas.microsoft.com/office/word/2010/wordprocessingCanvas" xmlns:cx="http://schemas.microsoft.com/office/drawing/2014/chartex" xmlns:cx1="http://schemas.microsoft.com/office/drawing/2015/9/8/chartex" xmlns:cx2="http://schemas.microsoft.com/office/drawing/2015/10/21/chartex" xmlns:cx3="http://schemas.microsoft.com/office/drawing/2016/5/9/chartex" xmlns:cx4="http://schemas.microsoft.com/office/drawing/2016/5/10/chartex" xmlns:cx5="http://schemas.microsoft.com/office/drawing/2016/5/11/chartex" xmlns:cx6="http://schemas.microsoft.com/office/drawing/2016/5/12/chartex" xmlns:cx7="http://schemas.microsoft.com/office/drawing/2016/5/13/chartex" xmlns:cx8="http://schemas.microsoft.com/office/drawing/2016/5/14/chartex" xmlns:mc="http://schemas.openxmlformats.org/markup-compatibility/2006" xmlns:aink="http://schemas.microsoft.com/office/drawing/2016/ink" xmlns:am3d="http://schemas.microsoft.com/office/drawing/2017/model3d" xmlns:o="urn:schemas-microsoft-com:office:office" xmlns:oel="http://schemas.microsoft.com/office/2019/extlst" xmlns:r="http://schemas.openxmlformats.org/officeDocument/2006/relationships" xmlns:m="http://schemas.openxmlformats.org/officeDocument/2006/math" xmlns:v="urn:schemas-microsoft-com:vml" xmlns:wp14="http://schemas.microsoft.com/office/word/2010/wordprocessingDrawing" xmlns:wp="http://schemas.openxmlformats.org/drawingml/2006/wordprocessingDrawing" xmlns:w10="urn:schemas-microsoft-com:office:word" xmlns:w="http://schemas.openxmlformats.org/wordprocessingml/2006/main" xmlns:w14="http://schemas.microsoft.com/office/word/2010/wordml" xmlns:w15="http://schemas.microsoft.com/office/word/2012/wordml" xmlns:w16cex="http://schemas.microsoft.com/office/word/2018/wordml/cex" xmlns:w16cid="http://schemas.microsoft.com/office/word/2016/wordml/cid" xmlns:w16="http://schemas.microsoft.com/office/word/2018/wordml" xmlns:w16du="http://schemas.microsoft.com/office/word/2023/wordml/word16du" xmlns:w16sdtdh="http://schemas.microsoft.com/office/word/2020/wordml/sdtdatahash" xmlns:w16se="http://schemas.microsoft.com/office/word/2015/wordml/symex" xmlns:wpg="http://schemas.microsoft.com/office/word/2010/wordprocessingGroup" xmlns:wpi="http://schemas.microsoft.com/office/word/2010/wordprocessingInk" xmlns:wne="http://schemas.microsoft.com/office/word/2006/wordml" xmlns:wps="http://schemas.microsoft.com/office/word/2010/wordprocessingShape" mc:Ignorable="w14 w15 w16se w16cid w16 w16cex w16sdtdh w16du wp14">
+<w:ftr xmlns:wpc="http://schemas.microsoft.com/office/word/2010/wordprocessingCanvas" xmlns:cx="http://schemas.microsoft.com/office/drawing/2014/chartex" xmlns:cx1="http://schemas.microsoft.com/office/drawing/2015/9/8/chartex" xmlns:cx2="http://schemas.microsoft.com/office/drawing/2015/10/21/chartex" xmlns:cx3="http://schemas.microsoft.com/office/drawing/2016/5/9/chartex" xmlns:cx4="http://schemas.microsoft.com/office/drawing/2016/5/10/chartex" xmlns:cx5="http://schemas.microsoft.com/office/drawing/2016/5/11/chartex" xmlns:cx6="http://schemas.microsoft.com/office/drawing/2016/5/12/chartex" xmlns:cx7="http://schemas.microsoft.com/office/drawing/2016/5/13/chartex" xmlns:cx8="http://schemas.microsoft.com/office/drawing/2016/5/14/chartex" xmlns:mc="http://schemas.openxmlformats.org/markup-compatibility/2006" xmlns:aink="http://schemas.microsoft.com/office/drawing/2016/ink" xmlns:am3d="http://schemas.microsoft.com/office/drawing/2017/model3d" xmlns:o="urn:schemas-microsoft-com:office:office" xmlns:oel="http://schemas.microsoft.com/office/2019/extlst" xmlns:r="http://schemas.openxmlformats.org/officeDocument/2006/relationships" xmlns:m="http://schemas.openxmlformats.org/officeDocument/2006/math" xmlns:v="urn:schemas-microsoft-com:vml" xmlns:wp14="http://schemas.microsoft.com/office/word/2010/wordprocessingDrawing" xmlns:wp="http://schemas.openxmlformats.org/drawingml/2006/wordprocessingDrawing" xmlns:w10="urn:schemas-microsoft-com:office:word" xmlns:w="http://schemas.openxmlformats.org/wordprocessingml/2006/main" xmlns:w14="http://schemas.microsoft.com/office/word/2010/wordml" xmlns:w15="http://schemas.microsoft.com/office/word/2012/wordml" xmlns:w16cex="http://schemas.microsoft.com/office/word/2018/wordml/cex" xmlns:w16cid="http://schemas.microsoft.com/office/word/2016/wordml/cid" xmlns:w16="http://schemas.microsoft.com/office/word/2018/wordml" xmlns:w16du="http://schemas.microsoft.com/office/word/2023/wordml/word16du" xmlns:w16sdtdh="http://schemas.microsoft.com/office/word/2020/wordml/sdtdatahash" xmlns:w16sdtfl="http://schemas.microsoft.com/office/word/2024/wordml/sdtformatlock" xmlns:w16se="http://schemas.microsoft.com/office/word/2015/wordml/symex" xmlns:wpg="http://schemas.microsoft.com/office/word/2010/wordprocessingGroup" xmlns:wpi="http://schemas.microsoft.com/office/word/2010/wordprocessingInk" xmlns:wne="http://schemas.microsoft.com/office/word/2006/wordml" xmlns:wps="http://schemas.microsoft.com/office/word/2010/wordprocessingShape" mc:Ignorable="w14 w15 w16se w16cid w16 w16cex w16sdtdh w16sdtfl w16du wp14">
   <w:sdt>
     <w:sdtPr>
       <w:id w:val="1756629040"/>
@@ -2649,7 +1235,7 @@
 </file>
 
 <file path=word/footnotes.xml><?xml version="1.0" encoding="utf-8"?>
-<w:footnotes xmlns:wpc="http://schemas.microsoft.com/office/word/2010/wordprocessingCanvas" xmlns:cx="http://schemas.microsoft.com/office/drawing/2014/chartex" xmlns:cx1="http://schemas.microsoft.com/office/drawing/2015/9/8/chartex" xmlns:cx2="http://schemas.microsoft.com/office/drawing/2015/10/21/chartex" xmlns:cx3="http://schemas.microsoft.com/office/drawing/2016/5/9/chartex" xmlns:cx4="http://schemas.microsoft.com/office/drawing/2016/5/10/chartex" xmlns:cx5="http://schemas.microsoft.com/office/drawing/2016/5/11/chartex" xmlns:cx6="http://schemas.microsoft.com/office/drawing/2016/5/12/chartex" xmlns:cx7="http://schemas.microsoft.com/office/drawing/2016/5/13/chartex" xmlns:cx8="http://schemas.microsoft.com/office/drawing/2016/5/14/chartex" xmlns:mc="http://schemas.openxmlformats.org/markup-compatibility/2006" xmlns:aink="http://schemas.microsoft.com/office/drawing/2016/ink" xmlns:am3d="http://schemas.microsoft.com/office/drawing/2017/model3d" xmlns:o="urn:schemas-microsoft-com:office:office" xmlns:oel="http://schemas.microsoft.com/office/2019/extlst" xmlns:r="http://schemas.openxmlformats.org/officeDocument/2006/relationships" xmlns:m="http://schemas.openxmlformats.org/officeDocument/2006/math" xmlns:v="urn:schemas-microsoft-com:vml" xmlns:wp14="http://schemas.microsoft.com/office/word/2010/wordprocessingDrawing" xmlns:wp="http://schemas.openxmlformats.org/drawingml/2006/wordprocessingDrawing" xmlns:w10="urn:schemas-microsoft-com:office:word" xmlns:w="http://schemas.openxmlformats.org/wordprocessingml/2006/main" xmlns:w14="http://schemas.microsoft.com/office/word/2010/wordml" xmlns:w15="http://schemas.microsoft.com/office/word/2012/wordml" xmlns:w16cex="http://schemas.microsoft.com/office/word/2018/wordml/cex" xmlns:w16cid="http://schemas.microsoft.com/office/word/2016/wordml/cid" xmlns:w16="http://schemas.microsoft.com/office/word/2018/wordml" xmlns:w16du="http://schemas.microsoft.com/office/word/2023/wordml/word16du" xmlns:w16sdtdh="http://schemas.microsoft.com/office/word/2020/wordml/sdtdatahash" xmlns:w16se="http://schemas.microsoft.com/office/word/2015/wordml/symex" xmlns:wpg="http://schemas.microsoft.com/office/word/2010/wordprocessingGroup" xmlns:wpi="http://schemas.microsoft.com/office/word/2010/wordprocessingInk" xmlns:wne="http://schemas.microsoft.com/office/word/2006/wordml" xmlns:wps="http://schemas.microsoft.com/office/word/2010/wordprocessingShape" mc:Ignorable="w14 w15 w16se w16cid w16 w16cex w16sdtdh w16du wp14">
+<w:footnotes xmlns:wpc="http://schemas.microsoft.com/office/word/2010/wordprocessingCanvas" xmlns:cx="http://schemas.microsoft.com/office/drawing/2014/chartex" xmlns:cx1="http://schemas.microsoft.com/office/drawing/2015/9/8/chartex" xmlns:cx2="http://schemas.microsoft.com/office/drawing/2015/10/21/chartex" xmlns:cx3="http://schemas.microsoft.com/office/drawing/2016/5/9/chartex" xmlns:cx4="http://schemas.microsoft.com/office/drawing/2016/5/10/chartex" xmlns:cx5="http://schemas.microsoft.com/office/drawing/2016/5/11/chartex" xmlns:cx6="http://schemas.microsoft.com/office/drawing/2016/5/12/chartex" xmlns:cx7="http://schemas.microsoft.com/office/drawing/2016/5/13/chartex" xmlns:cx8="http://schemas.microsoft.com/office/drawing/2016/5/14/chartex" xmlns:mc="http://schemas.openxmlformats.org/markup-compatibility/2006" xmlns:aink="http://schemas.microsoft.com/office/drawing/2016/ink" xmlns:am3d="http://schemas.microsoft.com/office/drawing/2017/model3d" xmlns:o="urn:schemas-microsoft-com:office:office" xmlns:oel="http://schemas.microsoft.com/office/2019/extlst" xmlns:r="http://schemas.openxmlformats.org/officeDocument/2006/relationships" xmlns:m="http://schemas.openxmlformats.org/officeDocument/2006/math" xmlns:v="urn:schemas-microsoft-com:vml" xmlns:wp14="http://schemas.microsoft.com/office/word/2010/wordprocessingDrawing" xmlns:wp="http://schemas.openxmlformats.org/drawingml/2006/wordprocessingDrawing" xmlns:w10="urn:schemas-microsoft-com:office:word" xmlns:w="http://schemas.openxmlformats.org/wordprocessingml/2006/main" xmlns:w14="http://schemas.microsoft.com/office/word/2010/wordml" xmlns:w15="http://schemas.microsoft.com/office/word/2012/wordml" xmlns:w16cex="http://schemas.microsoft.com/office/word/2018/wordml/cex" xmlns:w16cid="http://schemas.microsoft.com/office/word/2016/wordml/cid" xmlns:w16="http://schemas.microsoft.com/office/word/2018/wordml" xmlns:w16du="http://schemas.microsoft.com/office/word/2023/wordml/word16du" xmlns:w16sdtdh="http://schemas.microsoft.com/office/word/2020/wordml/sdtdatahash" xmlns:w16sdtfl="http://schemas.microsoft.com/office/word/2024/wordml/sdtformatlock" xmlns:w16se="http://schemas.microsoft.com/office/word/2015/wordml/symex" xmlns:wpg="http://schemas.microsoft.com/office/word/2010/wordprocessingGroup" xmlns:wpi="http://schemas.microsoft.com/office/word/2010/wordprocessingInk" xmlns:wne="http://schemas.microsoft.com/office/word/2006/wordml" xmlns:wps="http://schemas.microsoft.com/office/word/2010/wordprocessingShape" mc:Ignorable="w14 w15 w16se w16cid w16 w16cex w16sdtdh w16sdtfl w16du wp14">
   <w:footnote w:type="separator" w:id="-1">
     <w:p>
       <w:pPr>
@@ -2667,35 +1253,6 @@
       </w:pPr>
       <w:r>
         <w:continuationSeparator/>
-      </w:r>
-    </w:p>
-  </w:footnote>
-  <w:footnote w:id="1">
-    <w:p>
-      <w:pPr>
-        <w:pStyle w:val="FootnoteText"/>
-        <w:rPr>
-          <w:lang w:val="pt-BR"/>
-        </w:rPr>
-      </w:pPr>
-      <w:r>
-        <w:rPr>
-          <w:rStyle w:val="FootnoteCharacters"/>
-        </w:rPr>
-        <w:footnoteRef/>
-      </w:r>
-      <w:r>
-        <w:rPr>
-          <w:color w:val="5C666C"/>
-        </w:rPr>
-        <w:t xml:space="preserve"> </w:t>
-      </w:r>
-      <w:r>
-        <w:rPr>
-          <w:color w:val="5C666C"/>
-          <w:lang w:val="pt-BR"/>
-        </w:rPr>
-        <w:t>Example of a footnote.</w:t>
       </w:r>
     </w:p>
   </w:footnote>
@@ -2703,7 +1260,7 @@
 </file>
 
 <file path=word/numbering.xml><?xml version="1.0" encoding="utf-8"?>
-<w:numbering xmlns:wpc="http://schemas.microsoft.com/office/word/2010/wordprocessingCanvas" xmlns:cx="http://schemas.microsoft.com/office/drawing/2014/chartex" xmlns:cx1="http://schemas.microsoft.com/office/drawing/2015/9/8/chartex" xmlns:cx2="http://schemas.microsoft.com/office/drawing/2015/10/21/chartex" xmlns:cx3="http://schemas.microsoft.com/office/drawing/2016/5/9/chartex" xmlns:cx4="http://schemas.microsoft.com/office/drawing/2016/5/10/chartex" xmlns:cx5="http://schemas.microsoft.com/office/drawing/2016/5/11/chartex" xmlns:cx6="http://schemas.microsoft.com/office/drawing/2016/5/12/chartex" xmlns:cx7="http://schemas.microsoft.com/office/drawing/2016/5/13/chartex" xmlns:cx8="http://schemas.microsoft.com/office/drawing/2016/5/14/chartex" xmlns:mc="http://schemas.openxmlformats.org/markup-compatibility/2006" xmlns:aink="http://schemas.microsoft.com/office/drawing/2016/ink" xmlns:am3d="http://schemas.microsoft.com/office/drawing/2017/model3d" xmlns:o="urn:schemas-microsoft-com:office:office" xmlns:oel="http://schemas.microsoft.com/office/2019/extlst" xmlns:r="http://schemas.openxmlformats.org/officeDocument/2006/relationships" xmlns:m="http://schemas.openxmlformats.org/officeDocument/2006/math" xmlns:v="urn:schemas-microsoft-com:vml" xmlns:wp14="http://schemas.microsoft.com/office/word/2010/wordprocessingDrawing" xmlns:wp="http://schemas.openxmlformats.org/drawingml/2006/wordprocessingDrawing" xmlns:w10="urn:schemas-microsoft-com:office:word" xmlns:w="http://schemas.openxmlformats.org/wordprocessingml/2006/main" xmlns:w14="http://schemas.microsoft.com/office/word/2010/wordml" xmlns:w15="http://schemas.microsoft.com/office/word/2012/wordml" xmlns:w16cex="http://schemas.microsoft.com/office/word/2018/wordml/cex" xmlns:w16cid="http://schemas.microsoft.com/office/word/2016/wordml/cid" xmlns:w16="http://schemas.microsoft.com/office/word/2018/wordml" xmlns:w16du="http://schemas.microsoft.com/office/word/2023/wordml/word16du" xmlns:w16sdtdh="http://schemas.microsoft.com/office/word/2020/wordml/sdtdatahash" xmlns:w16se="http://schemas.microsoft.com/office/word/2015/wordml/symex" xmlns:wpg="http://schemas.microsoft.com/office/word/2010/wordprocessingGroup" xmlns:wpi="http://schemas.microsoft.com/office/word/2010/wordprocessingInk" xmlns:wne="http://schemas.microsoft.com/office/word/2006/wordml" xmlns:wps="http://schemas.microsoft.com/office/word/2010/wordprocessingShape" mc:Ignorable="w14 w15 w16se w16cid w16 w16cex w16sdtdh w16du wp14">
+<w:numbering xmlns:wpc="http://schemas.microsoft.com/office/word/2010/wordprocessingCanvas" xmlns:cx="http://schemas.microsoft.com/office/drawing/2014/chartex" xmlns:cx1="http://schemas.microsoft.com/office/drawing/2015/9/8/chartex" xmlns:cx2="http://schemas.microsoft.com/office/drawing/2015/10/21/chartex" xmlns:cx3="http://schemas.microsoft.com/office/drawing/2016/5/9/chartex" xmlns:cx4="http://schemas.microsoft.com/office/drawing/2016/5/10/chartex" xmlns:cx5="http://schemas.microsoft.com/office/drawing/2016/5/11/chartex" xmlns:cx6="http://schemas.microsoft.com/office/drawing/2016/5/12/chartex" xmlns:cx7="http://schemas.microsoft.com/office/drawing/2016/5/13/chartex" xmlns:cx8="http://schemas.microsoft.com/office/drawing/2016/5/14/chartex" xmlns:mc="http://schemas.openxmlformats.org/markup-compatibility/2006" xmlns:aink="http://schemas.microsoft.com/office/drawing/2016/ink" xmlns:am3d="http://schemas.microsoft.com/office/drawing/2017/model3d" xmlns:o="urn:schemas-microsoft-com:office:office" xmlns:oel="http://schemas.microsoft.com/office/2019/extlst" xmlns:r="http://schemas.openxmlformats.org/officeDocument/2006/relationships" xmlns:m="http://schemas.openxmlformats.org/officeDocument/2006/math" xmlns:v="urn:schemas-microsoft-com:vml" xmlns:wp14="http://schemas.microsoft.com/office/word/2010/wordprocessingDrawing" xmlns:wp="http://schemas.openxmlformats.org/drawingml/2006/wordprocessingDrawing" xmlns:w10="urn:schemas-microsoft-com:office:word" xmlns:w="http://schemas.openxmlformats.org/wordprocessingml/2006/main" xmlns:w14="http://schemas.microsoft.com/office/word/2010/wordml" xmlns:w15="http://schemas.microsoft.com/office/word/2012/wordml" xmlns:w16cex="http://schemas.microsoft.com/office/word/2018/wordml/cex" xmlns:w16cid="http://schemas.microsoft.com/office/word/2016/wordml/cid" xmlns:w16="http://schemas.microsoft.com/office/word/2018/wordml" xmlns:w16du="http://schemas.microsoft.com/office/word/2023/wordml/word16du" xmlns:w16sdtdh="http://schemas.microsoft.com/office/word/2020/wordml/sdtdatahash" xmlns:w16sdtfl="http://schemas.microsoft.com/office/word/2024/wordml/sdtformatlock" xmlns:w16se="http://schemas.microsoft.com/office/word/2015/wordml/symex" xmlns:wpg="http://schemas.microsoft.com/office/word/2010/wordprocessingGroup" xmlns:wpi="http://schemas.microsoft.com/office/word/2010/wordprocessingInk" xmlns:wne="http://schemas.microsoft.com/office/word/2006/wordml" xmlns:wps="http://schemas.microsoft.com/office/word/2010/wordprocessingShape" mc:Ignorable="w14 w15 w16se w16cid w16 w16cex w16sdtdh w16sdtfl w16du wp14">
   <w:abstractNum w:abstractNumId="0" w15:restartNumberingAfterBreak="0">
     <w:nsid w:val="32675F42"/>
     <w:multiLevelType w:val="hybridMultilevel"/>
@@ -3080,7 +1637,7 @@
 </file>
 
 <file path=word/styles.xml><?xml version="1.0" encoding="utf-8"?>
-<w:styles xmlns:mc="http://schemas.openxmlformats.org/markup-compatibility/2006" xmlns:r="http://schemas.openxmlformats.org/officeDocument/2006/relationships" xmlns:w="http://schemas.openxmlformats.org/wordprocessingml/2006/main" xmlns:w14="http://schemas.microsoft.com/office/word/2010/wordml" xmlns:w15="http://schemas.microsoft.com/office/word/2012/wordml" xmlns:w16cex="http://schemas.microsoft.com/office/word/2018/wordml/cex" xmlns:w16cid="http://schemas.microsoft.com/office/word/2016/wordml/cid" xmlns:w16="http://schemas.microsoft.com/office/word/2018/wordml" xmlns:w16du="http://schemas.microsoft.com/office/word/2023/wordml/word16du" xmlns:w16sdtdh="http://schemas.microsoft.com/office/word/2020/wordml/sdtdatahash" xmlns:w16se="http://schemas.microsoft.com/office/word/2015/wordml/symex" mc:Ignorable="w14 w15 w16se w16cid w16 w16cex w16sdtdh w16du">
+<w:styles xmlns:mc="http://schemas.openxmlformats.org/markup-compatibility/2006" xmlns:r="http://schemas.openxmlformats.org/officeDocument/2006/relationships" xmlns:w="http://schemas.openxmlformats.org/wordprocessingml/2006/main" xmlns:w14="http://schemas.microsoft.com/office/word/2010/wordml" xmlns:w15="http://schemas.microsoft.com/office/word/2012/wordml" xmlns:w16cex="http://schemas.microsoft.com/office/word/2018/wordml/cex" xmlns:w16cid="http://schemas.microsoft.com/office/word/2016/wordml/cid" xmlns:w16="http://schemas.microsoft.com/office/word/2018/wordml" xmlns:w16du="http://schemas.microsoft.com/office/word/2023/wordml/word16du" xmlns:w16sdtdh="http://schemas.microsoft.com/office/word/2020/wordml/sdtdatahash" xmlns:w16sdtfl="http://schemas.microsoft.com/office/word/2024/wordml/sdtformatlock" xmlns:w16se="http://schemas.microsoft.com/office/word/2015/wordml/symex" mc:Ignorable="w14 w15 w16se w16cid w16 w16cex w16sdtdh w16sdtfl w16du">
   <w:docDefaults>
     <w:rPrDefault>
       <w:rPr>
@@ -3627,7 +2184,6 @@
   <w:style w:type="character" w:default="1" w:styleId="DefaultParagraphFont">
     <w:name w:val="Default Paragraph Font"/>
     <w:uiPriority w:val="1"/>
-    <w:semiHidden/>
     <w:unhideWhenUsed/>
   </w:style>
   <w:style w:type="table" w:default="1" w:styleId="TableNormal">
@@ -4200,6 +2756,11 @@
       <w:szCs w:val="56"/>
       <w:lang w:val="en-US" w:eastAsia="en-US"/>
     </w:rPr>
+  </w:style>
+  <w:style w:type="character" w:customStyle="1" w:styleId="apple-converted-space">
+    <w:name w:val="apple-converted-space"/>
+    <w:basedOn w:val="DefaultParagraphFont"/>
+    <w:rsid w:val="00784CAB"/>
   </w:style>
 </w:styles>
 </file>
